--- a/cour/cour_formation/GDN100/Compte rendu reunion/Projet_recherche_alternance.docx
+++ b/cour/cour_formation/GDN100/Compte rendu reunion/Projet_recherche_alternance.docx
@@ -49,20 +49,20 @@
     </w:p>
     <w:sdt>
       <w:sdtPr>
+        <w:rPr>
+          <w:rFonts w:ascii="Calibri" w:eastAsiaTheme="minorEastAsia" w:hAnsi="Calibri" w:cstheme="minorBidi"/>
+          <w:b w:val="0"/>
+          <w:bCs w:val="0"/>
+          <w:color w:val="auto"/>
+          <w:sz w:val="22"/>
+          <w:szCs w:val="22"/>
+        </w:rPr>
         <w:id w:val="-1820182268"/>
         <w:docPartObj>
           <w:docPartGallery w:val="Table of Contents"/>
           <w:docPartUnique/>
         </w:docPartObj>
       </w:sdtPr>
-      <w:sdtEndPr>
-        <w:rPr>
-          <w:rFonts w:ascii="Calibri" w:eastAsiaTheme="minorEastAsia" w:hAnsi="Calibri" w:cstheme="minorBidi"/>
-          <w:color w:val="auto"/>
-          <w:sz w:val="22"/>
-          <w:szCs w:val="22"/>
-        </w:rPr>
-      </w:sdtEndPr>
       <w:sdtContent>
         <w:p>
           <w:pPr>
@@ -1882,21 +1882,7 @@
                 <w:rStyle w:val="Lienhypertexte"/>
                 <w:noProof/>
               </w:rPr>
-              <w:t>18. Anne</w:t>
-            </w:r>
-            <w:r>
-              <w:rPr>
-                <w:rStyle w:val="Lienhypertexte"/>
-                <w:noProof/>
-              </w:rPr>
-              <w:t>x</w:t>
-            </w:r>
-            <w:r>
-              <w:rPr>
-                <w:rStyle w:val="Lienhypertexte"/>
-                <w:noProof/>
-              </w:rPr>
-              <w:t>e</w:t>
+              <w:t>18. Annexe</w:t>
             </w:r>
             <w:r>
               <w:rPr>
@@ -5814,7 +5800,15 @@
         <w:t>.</w:t>
       </w:r>
       <w:r>
-        <w:t xml:space="preserve"> Explication des différentess étapes.</w:t>
+        <w:t xml:space="preserve"> Explication des </w:t>
+      </w:r>
+      <w:proofErr w:type="spellStart"/>
+      <w:r>
+        <w:t>différentess</w:t>
+      </w:r>
+      <w:proofErr w:type="spellEnd"/>
+      <w:r>
+        <w:t xml:space="preserve"> étapes.</w:t>
       </w:r>
       <w:bookmarkEnd w:id="23"/>
     </w:p>
@@ -6019,8 +6013,13 @@
       <w:pPr>
         <w:jc w:val="both"/>
       </w:pPr>
-      <w:r>
-        <w:t>Suite à la consultation du profil de M. Torrenti sur le forum AGEFIPH (spécialisé dans l’accompagnement des personnes en situation de handicap), en lien avec la recherche d’une alternance pour préparer une Licence en informatique.</w:t>
+      <w:proofErr w:type="gramStart"/>
+      <w:r>
+        <w:t>Suite à</w:t>
+      </w:r>
+      <w:proofErr w:type="gramEnd"/>
+      <w:r>
+        <w:t xml:space="preserve"> la consultation du profil de M. Torrenti sur le forum AGEFIPH (spécialisé dans l’accompagnement des personnes en situation de handicap), en lien avec la recherche d’une alternance pour préparer une Licence en informatique.</w:t>
       </w:r>
     </w:p>
     <w:p>
@@ -6253,8 +6252,13 @@
       <w:pPr>
         <w:jc w:val="both"/>
       </w:pPr>
-      <w:r>
-        <w:t>Suite à l’entretien téléphonique du 12/12/2024, un entretien vidéo a été organisé.</w:t>
+      <w:proofErr w:type="gramStart"/>
+      <w:r>
+        <w:t>Suite à</w:t>
+      </w:r>
+      <w:proofErr w:type="gramEnd"/>
+      <w:r>
+        <w:t xml:space="preserve"> l’entretien téléphonique du 12/12/2024, un entretien vidéo a été organisé.</w:t>
       </w:r>
     </w:p>
     <w:p>
@@ -6715,7 +6719,15 @@
       </w:pPr>
       <w:r>
         <w:tab/>
-        <w:t>Une amie de longue date de la famille de Torrenti Sylvain et qui est Consultante Associée à Emergences RH, un cabinet de recrutement, à pris contact en vue d’apporter son aide vis-à-vis de la situation de Torrenti Sylvain. Cette aide est faite de manière gratuite et n’engendre donc pas de frais supplémentaire. Voici le rapport du rendez-vous téléphonique :</w:t>
+        <w:t xml:space="preserve">Une amie de longue date de la famille de Torrenti Sylvain et qui est Consultante Associée à Emergences RH, un cabinet de recrutement, </w:t>
+      </w:r>
+      <w:proofErr w:type="spellStart"/>
+      <w:r>
+        <w:t>à</w:t>
+      </w:r>
+      <w:proofErr w:type="spellEnd"/>
+      <w:r>
+        <w:t xml:space="preserve"> pris contact en vue d’apporter son aide vis-à-vis de la situation de Torrenti Sylvain. Cette aide est faite de manière gratuite et n’engendre donc pas de frais supplémentaire. Voici le rapport du rendez-vous téléphonique :</w:t>
       </w:r>
     </w:p>
     <w:p>
@@ -7292,7 +7304,15 @@
       </w:pPr>
       <w:r>
         <w:tab/>
-        <w:t>L’entreprise Monaco Digital a émis le désire de rencontrer Torrenti Sylvain pour étudier plus précisément les demandes et savoir si les objectifs de l’entreprise et les besoins de Torrenti Sylvain sont en adéquation. Le compte rendu de cette réunion est disponible ci-dessous :</w:t>
+        <w:t xml:space="preserve">L’entreprise Monaco Digital a émis le </w:t>
+      </w:r>
+      <w:proofErr w:type="spellStart"/>
+      <w:r>
+        <w:t>désire</w:t>
+      </w:r>
+      <w:proofErr w:type="spellEnd"/>
+      <w:r>
+        <w:t xml:space="preserve"> de rencontrer Torrenti Sylvain pour étudier plus précisément les demandes et savoir si les objectifs de l’entreprise et les besoins de Torrenti Sylvain sont en adéquation. Le compte rendu de cette réunion est disponible ci-dessous :</w:t>
       </w:r>
     </w:p>
     <w:p>
@@ -8055,7 +8075,15 @@
       </w:pPr>
       <w:r>
         <w:tab/>
-        <w:t>Une liste de question a été établit et posé par e-mail en vue de trouver de potentiel améliorations. Les réponses des trois personnes interviews ont était les mêmes.</w:t>
+        <w:t xml:space="preserve">Une liste de question a été établit et posé par </w:t>
+      </w:r>
+      <w:proofErr w:type="gramStart"/>
+      <w:r>
+        <w:t>e-mail</w:t>
+      </w:r>
+      <w:proofErr w:type="gramEnd"/>
+      <w:r>
+        <w:t xml:space="preserve"> en vue de trouver de potentiel améliorations. Les réponses des trois personnes interviews ont était les mêmes.</w:t>
       </w:r>
     </w:p>
     <w:p>
@@ -8351,14 +8379,69 @@
       <w:pPr>
         <w:jc w:val="both"/>
       </w:pPr>
+      <w:r>
+        <w:tab/>
+      </w:r>
     </w:p>
     <w:p>
       <w:pPr>
         <w:pStyle w:val="Titre1"/>
       </w:pPr>
+      <w:r>
+        <w:t>18. nouveau projet</w:t>
+      </w:r>
+    </w:p>
+    <w:p/>
+    <w:p>
+      <w:pPr>
+        <w:ind w:firstLine="720"/>
+        <w:jc w:val="both"/>
+      </w:pPr>
+      <w:r>
+        <w:t>À la lumière des réponses obtenues et de l’expérience acquise par Sylvain Torrenti, un nouveau projet va être lancé. Celui-ci consistera à établir des contacts avec des cabinets de recrutement disposant de partenariats variés avec des entreprises et des réseaux plus diversifiés.</w:t>
+      </w:r>
+    </w:p>
+    <w:p>
+      <w:pPr>
+        <w:ind w:firstLine="720"/>
+      </w:pPr>
+      <w:r>
+        <w:t>La mise en œuvre de ce nouveau projet sera discutée plus en détail avec les parties prenantes, à savoir Sylvain Torrenti, Nicole Reverdy, Laurence Pruvot et Dylan Perez. Ce projet devrait s’étendre sur une période plus longue, puisque le chef de projet devra le mener en parallèle de la formation</w:t>
+      </w:r>
+      <w:r>
+        <w:t xml:space="preserve"> et du travail</w:t>
+      </w:r>
+      <w:r>
+        <w:t xml:space="preserve"> qu’il suivra.</w:t>
+      </w:r>
+    </w:p>
+    <w:p>
+      <w:pPr>
+        <w:ind w:firstLine="720"/>
+      </w:pPr>
+      <w:r>
+        <w:t>Concernant les dépenses, le chef de projet n’a pas encore d’estimation précise. Des analyses plus approfondies seront nécessaires, notamment pour évaluer si des coûts supplémentaires devront être pris en compte, en particulier dans le cadre des partenariats avec les cabinets de recrutement.</w:t>
+      </w:r>
+    </w:p>
+    <w:p/>
+    <w:p>
+      <w:pPr>
+        <w:jc w:val="both"/>
+      </w:pPr>
+    </w:p>
+    <w:p>
+      <w:pPr>
+        <w:pStyle w:val="Titre1"/>
+      </w:pPr>
       <w:bookmarkStart w:id="104" w:name="_Toc206160542"/>
       <w:r>
-        <w:t xml:space="preserve">18. </w:t>
+        <w:t>1</w:t>
+      </w:r>
+      <w:r>
+        <w:t>9</w:t>
+      </w:r>
+      <w:r>
+        <w:t xml:space="preserve">. </w:t>
       </w:r>
       <w:r>
         <w:t>Annexe</w:t>
@@ -8398,88 +8481,23 @@
     </w:p>
     <w:p>
       <w:r>
-        <w:t xml:space="preserve">Annexe 7 : </w:t>
-      </w:r>
-      <w:r>
-        <w:t xml:space="preserve">Compte rendu de la visioconférence du </w:t>
-      </w:r>
-      <w:r>
-        <w:t>18</w:t>
-      </w:r>
-      <w:r>
-        <w:t>/</w:t>
-      </w:r>
-      <w:r>
-        <w:t>12/</w:t>
-      </w:r>
-      <w:r>
-        <w:t>202</w:t>
-      </w:r>
-      <w:r>
-        <w:t>4</w:t>
-      </w:r>
-    </w:p>
-    <w:p>
-      <w:r>
-        <w:t xml:space="preserve">Annexe 8 : </w:t>
-      </w:r>
-      <w:r>
-        <w:t xml:space="preserve">Compte rendu de la visioconférence du </w:t>
-      </w:r>
-      <w:r>
-        <w:t>05</w:t>
-      </w:r>
-      <w:r>
-        <w:t>/20</w:t>
-      </w:r>
-      <w:r>
-        <w:t>25</w:t>
-      </w:r>
-    </w:p>
-    <w:p>
-      <w:r>
-        <w:t xml:space="preserve">Annexe 9 : </w:t>
-      </w:r>
-      <w:r>
-        <w:t xml:space="preserve">Compte rendu de la visioconférence du </w:t>
-      </w:r>
-      <w:r>
-        <w:t>06</w:t>
-      </w:r>
-      <w:r>
-        <w:t>/</w:t>
-      </w:r>
-      <w:r>
-        <w:t>06</w:t>
-      </w:r>
-      <w:r>
-        <w:t>/202</w:t>
-      </w:r>
-      <w:r>
-        <w:t>5</w:t>
-      </w:r>
-    </w:p>
-    <w:p>
-      <w:r>
-        <w:t xml:space="preserve">Annexe 10 : </w:t>
-      </w:r>
-      <w:r>
-        <w:t xml:space="preserve">Compte rendu de la visioconférence du </w:t>
-      </w:r>
-      <w:r>
-        <w:t>30</w:t>
-      </w:r>
-      <w:r>
-        <w:t>/</w:t>
-      </w:r>
-      <w:r>
-        <w:t>05</w:t>
-      </w:r>
-      <w:r>
-        <w:t>/202</w:t>
-      </w:r>
-      <w:r>
-        <w:t>5</w:t>
+        <w:lastRenderedPageBreak/>
+        <w:t>Annexe 7 : Compte rendu de la visioconférence du 18/12/2024</w:t>
+      </w:r>
+    </w:p>
+    <w:p>
+      <w:r>
+        <w:t>Annexe 8 : Compte rendu de la visioconférence du 05/2025</w:t>
+      </w:r>
+    </w:p>
+    <w:p>
+      <w:r>
+        <w:t>Annexe 9 : Compte rendu de la visioconférence du 06/06/2025</w:t>
+      </w:r>
+    </w:p>
+    <w:p>
+      <w:r>
+        <w:t>Annexe 10 : Compte rendu de la visioconférence du 30/05/2025</w:t>
       </w:r>
     </w:p>
     <w:sectPr>
@@ -9303,7 +9321,6 @@
   <w:style w:type="character" w:default="1" w:styleId="Policepardfaut">
     <w:name w:val="Default Paragraph Font"/>
     <w:uiPriority w:val="1"/>
-    <w:semiHidden/>
     <w:unhideWhenUsed/>
   </w:style>
   <w:style w:type="table" w:default="1" w:styleId="TableauNormal">

--- a/cour/cour_formation/GDN100/Compte rendu reunion/Projet_recherche_alternance.docx
+++ b/cour/cour_formation/GDN100/Compte rendu reunion/Projet_recherche_alternance.docx
@@ -22,30 +22,6 @@
         </w:rPr>
         <w:t>Plan de Gestion de Projet - Recherche d’Alternance</w:t>
       </w:r>
-    </w:p>
-    <w:p>
-      <w:pPr>
-        <w:pStyle w:val="Titre1"/>
-        <w:rPr>
-          <w:sz w:val="36"/>
-          <w:szCs w:val="36"/>
-        </w:rPr>
-      </w:pPr>
-      <w:bookmarkStart w:id="0" w:name="_Toc206159951"/>
-      <w:bookmarkStart w:id="1" w:name="_Toc206160220"/>
-      <w:bookmarkStart w:id="2" w:name="_Toc206160376"/>
-      <w:bookmarkStart w:id="3" w:name="_Toc206160489"/>
-      <w:r>
-        <w:rPr>
-          <w:sz w:val="36"/>
-          <w:szCs w:val="36"/>
-        </w:rPr>
-        <w:t>Sommaire :</w:t>
-      </w:r>
-      <w:bookmarkEnd w:id="0"/>
-      <w:bookmarkEnd w:id="1"/>
-      <w:bookmarkEnd w:id="2"/>
-      <w:bookmarkEnd w:id="3"/>
     </w:p>
     <w:sdt>
       <w:sdtPr>
@@ -100,7 +76,7 @@
               <w14:ligatures w14:val="standardContextual"/>
             </w:rPr>
           </w:pPr>
-          <w:hyperlink w:anchor="_Toc206160490" w:history="1">
+          <w:hyperlink w:anchor="_Toc206494161" w:history="1">
             <w:r>
               <w:rPr>
                 <w:rStyle w:val="Lienhypertexte"/>
@@ -127,7 +103,7 @@
                 <w:noProof/>
                 <w:webHidden/>
               </w:rPr>
-              <w:instrText xml:space="preserve"> PAGEREF _Toc206160490 \h </w:instrText>
+              <w:instrText xml:space="preserve"> PAGEREF _Toc206494161 \h </w:instrText>
             </w:r>
             <w:r>
               <w:rPr>
@@ -174,7 +150,7 @@
               <w14:ligatures w14:val="standardContextual"/>
             </w:rPr>
           </w:pPr>
-          <w:hyperlink w:anchor="_Toc206160491" w:history="1">
+          <w:hyperlink w:anchor="_Toc206494162" w:history="1">
             <w:r>
               <w:rPr>
                 <w:rStyle w:val="Lienhypertexte"/>
@@ -201,7 +177,7 @@
                 <w:noProof/>
                 <w:webHidden/>
               </w:rPr>
-              <w:instrText xml:space="preserve"> PAGEREF _Toc206160491 \h </w:instrText>
+              <w:instrText xml:space="preserve"> PAGEREF _Toc206494162 \h </w:instrText>
             </w:r>
             <w:r>
               <w:rPr>
@@ -248,7 +224,7 @@
               <w14:ligatures w14:val="standardContextual"/>
             </w:rPr>
           </w:pPr>
-          <w:hyperlink w:anchor="_Toc206160492" w:history="1">
+          <w:hyperlink w:anchor="_Toc206494163" w:history="1">
             <w:r>
               <w:rPr>
                 <w:rStyle w:val="Lienhypertexte"/>
@@ -275,7 +251,7 @@
                 <w:noProof/>
                 <w:webHidden/>
               </w:rPr>
-              <w:instrText xml:space="preserve"> PAGEREF _Toc206160492 \h </w:instrText>
+              <w:instrText xml:space="preserve"> PAGEREF _Toc206494163 \h </w:instrText>
             </w:r>
             <w:r>
               <w:rPr>
@@ -322,7 +298,7 @@
               <w14:ligatures w14:val="standardContextual"/>
             </w:rPr>
           </w:pPr>
-          <w:hyperlink w:anchor="_Toc206160493" w:history="1">
+          <w:hyperlink w:anchor="_Toc206494164" w:history="1">
             <w:r>
               <w:rPr>
                 <w:rStyle w:val="Lienhypertexte"/>
@@ -349,7 +325,7 @@
                 <w:noProof/>
                 <w:webHidden/>
               </w:rPr>
-              <w:instrText xml:space="preserve"> PAGEREF _Toc206160493 \h </w:instrText>
+              <w:instrText xml:space="preserve"> PAGEREF _Toc206494164 \h </w:instrText>
             </w:r>
             <w:r>
               <w:rPr>
@@ -396,7 +372,7 @@
               <w14:ligatures w14:val="standardContextual"/>
             </w:rPr>
           </w:pPr>
-          <w:hyperlink w:anchor="_Toc206160494" w:history="1">
+          <w:hyperlink w:anchor="_Toc206494165" w:history="1">
             <w:r>
               <w:rPr>
                 <w:rStyle w:val="Lienhypertexte"/>
@@ -423,7 +399,7 @@
                 <w:noProof/>
                 <w:webHidden/>
               </w:rPr>
-              <w:instrText xml:space="preserve"> PAGEREF _Toc206160494 \h </w:instrText>
+              <w:instrText xml:space="preserve"> PAGEREF _Toc206494165 \h </w:instrText>
             </w:r>
             <w:r>
               <w:rPr>
@@ -470,7 +446,7 @@
               <w14:ligatures w14:val="standardContextual"/>
             </w:rPr>
           </w:pPr>
-          <w:hyperlink w:anchor="_Toc206160495" w:history="1">
+          <w:hyperlink w:anchor="_Toc206494166" w:history="1">
             <w:r>
               <w:rPr>
                 <w:rStyle w:val="Lienhypertexte"/>
@@ -497,7 +473,7 @@
                 <w:noProof/>
                 <w:webHidden/>
               </w:rPr>
-              <w:instrText xml:space="preserve"> PAGEREF _Toc206160495 \h </w:instrText>
+              <w:instrText xml:space="preserve"> PAGEREF _Toc206494166 \h </w:instrText>
             </w:r>
             <w:r>
               <w:rPr>
@@ -544,7 +520,7 @@
               <w14:ligatures w14:val="standardContextual"/>
             </w:rPr>
           </w:pPr>
-          <w:hyperlink w:anchor="_Toc206160498" w:history="1">
+          <w:hyperlink w:anchor="_Toc206494169" w:history="1">
             <w:r>
               <w:rPr>
                 <w:rStyle w:val="Lienhypertexte"/>
@@ -571,7 +547,7 @@
                 <w:noProof/>
                 <w:webHidden/>
               </w:rPr>
-              <w:instrText xml:space="preserve"> PAGEREF _Toc206160498 \h </w:instrText>
+              <w:instrText xml:space="preserve"> PAGEREF _Toc206494169 \h </w:instrText>
             </w:r>
             <w:r>
               <w:rPr>
@@ -618,13 +594,13 @@
               <w14:ligatures w14:val="standardContextual"/>
             </w:rPr>
           </w:pPr>
-          <w:hyperlink w:anchor="_Toc206160499" w:history="1">
+          <w:hyperlink w:anchor="_Toc206494170" w:history="1">
             <w:r>
               <w:rPr>
                 <w:rStyle w:val="Lienhypertexte"/>
                 <w:noProof/>
               </w:rPr>
-              <w:t>7. Explication des différentess étapes.</w:t>
+              <w:t>7. Recherche sur les sites d’annonce d’alternance et d’offre d’emploi et Envoie de mail aux offres intéressantes.</w:t>
             </w:r>
             <w:r>
               <w:rPr>
@@ -645,7 +621,7 @@
                 <w:noProof/>
                 <w:webHidden/>
               </w:rPr>
-              <w:instrText xml:space="preserve"> PAGEREF _Toc206160499 \h </w:instrText>
+              <w:instrText xml:space="preserve"> PAGEREF _Toc206494170 \h </w:instrText>
             </w:r>
             <w:r>
               <w:rPr>
@@ -692,7 +668,7 @@
               <w14:ligatures w14:val="standardContextual"/>
             </w:rPr>
           </w:pPr>
-          <w:hyperlink w:anchor="_Toc206160500" w:history="1">
+          <w:hyperlink w:anchor="_Toc206494171" w:history="1">
             <w:r>
               <w:rPr>
                 <w:rStyle w:val="Lienhypertexte"/>
@@ -719,7 +695,7 @@
                 <w:noProof/>
                 <w:webHidden/>
               </w:rPr>
-              <w:instrText xml:space="preserve"> PAGEREF _Toc206160500 \h </w:instrText>
+              <w:instrText xml:space="preserve"> PAGEREF _Toc206494171 \h </w:instrText>
             </w:r>
             <w:r>
               <w:rPr>
@@ -766,7 +742,7 @@
               <w14:ligatures w14:val="standardContextual"/>
             </w:rPr>
           </w:pPr>
-          <w:hyperlink w:anchor="_Toc206160501" w:history="1">
+          <w:hyperlink w:anchor="_Toc206494172" w:history="1">
             <w:r>
               <w:rPr>
                 <w:rStyle w:val="Lienhypertexte"/>
@@ -793,7 +769,7 @@
                 <w:noProof/>
                 <w:webHidden/>
               </w:rPr>
-              <w:instrText xml:space="preserve"> PAGEREF _Toc206160501 \h </w:instrText>
+              <w:instrText xml:space="preserve"> PAGEREF _Toc206494172 \h </w:instrText>
             </w:r>
             <w:r>
               <w:rPr>
@@ -840,7 +816,7 @@
               <w14:ligatures w14:val="standardContextual"/>
             </w:rPr>
           </w:pPr>
-          <w:hyperlink w:anchor="_Toc206160506" w:history="1">
+          <w:hyperlink w:anchor="_Toc206494177" w:history="1">
             <w:r>
               <w:rPr>
                 <w:rStyle w:val="Lienhypertexte"/>
@@ -867,7 +843,7 @@
                 <w:noProof/>
                 <w:webHidden/>
               </w:rPr>
-              <w:instrText xml:space="preserve"> PAGEREF _Toc206160506 \h </w:instrText>
+              <w:instrText xml:space="preserve"> PAGEREF _Toc206494177 \h </w:instrText>
             </w:r>
             <w:r>
               <w:rPr>
@@ -887,7 +863,7 @@
                 <w:noProof/>
                 <w:webHidden/>
               </w:rPr>
-              <w:t>12</w:t>
+              <w:t>11</w:t>
             </w:r>
             <w:r>
               <w:rPr>
@@ -914,7 +890,7 @@
               <w14:ligatures w14:val="standardContextual"/>
             </w:rPr>
           </w:pPr>
-          <w:hyperlink w:anchor="_Toc206160507" w:history="1">
+          <w:hyperlink w:anchor="_Toc206494178" w:history="1">
             <w:r>
               <w:rPr>
                 <w:rStyle w:val="Lienhypertexte"/>
@@ -941,7 +917,7 @@
                 <w:noProof/>
                 <w:webHidden/>
               </w:rPr>
-              <w:instrText xml:space="preserve"> PAGEREF _Toc206160507 \h </w:instrText>
+              <w:instrText xml:space="preserve"> PAGEREF _Toc206494178 \h </w:instrText>
             </w:r>
             <w:r>
               <w:rPr>
@@ -988,7 +964,7 @@
               <w14:ligatures w14:val="standardContextual"/>
             </w:rPr>
           </w:pPr>
-          <w:hyperlink w:anchor="_Toc206160512" w:history="1">
+          <w:hyperlink w:anchor="_Toc206494183" w:history="1">
             <w:r>
               <w:rPr>
                 <w:rStyle w:val="Lienhypertexte"/>
@@ -1015,7 +991,7 @@
                 <w:noProof/>
                 <w:webHidden/>
               </w:rPr>
-              <w:instrText xml:space="preserve"> PAGEREF _Toc206160512 \h </w:instrText>
+              <w:instrText xml:space="preserve"> PAGEREF _Toc206494183 \h </w:instrText>
             </w:r>
             <w:r>
               <w:rPr>
@@ -1035,7 +1011,7 @@
                 <w:noProof/>
                 <w:webHidden/>
               </w:rPr>
-              <w:t>13</w:t>
+              <w:t>12</w:t>
             </w:r>
             <w:r>
               <w:rPr>
@@ -1062,7 +1038,7 @@
               <w14:ligatures w14:val="standardContextual"/>
             </w:rPr>
           </w:pPr>
-          <w:hyperlink w:anchor="_Toc206160513" w:history="1">
+          <w:hyperlink w:anchor="_Toc206494184" w:history="1">
             <w:r>
               <w:rPr>
                 <w:rStyle w:val="Lienhypertexte"/>
@@ -1089,7 +1065,7 @@
                 <w:noProof/>
                 <w:webHidden/>
               </w:rPr>
-              <w:instrText xml:space="preserve"> PAGEREF _Toc206160513 \h </w:instrText>
+              <w:instrText xml:space="preserve"> PAGEREF _Toc206494184 \h </w:instrText>
             </w:r>
             <w:r>
               <w:rPr>
@@ -1136,7 +1112,7 @@
               <w14:ligatures w14:val="standardContextual"/>
             </w:rPr>
           </w:pPr>
-          <w:hyperlink w:anchor="_Toc206160518" w:history="1">
+          <w:hyperlink w:anchor="_Toc206494189" w:history="1">
             <w:r>
               <w:rPr>
                 <w:rStyle w:val="Lienhypertexte"/>
@@ -1163,7 +1139,7 @@
                 <w:noProof/>
                 <w:webHidden/>
               </w:rPr>
-              <w:instrText xml:space="preserve"> PAGEREF _Toc206160518 \h </w:instrText>
+              <w:instrText xml:space="preserve"> PAGEREF _Toc206494189 \h </w:instrText>
             </w:r>
             <w:r>
               <w:rPr>
@@ -1183,7 +1159,7 @@
                 <w:noProof/>
                 <w:webHidden/>
               </w:rPr>
-              <w:t>14</w:t>
+              <w:t>13</w:t>
             </w:r>
             <w:r>
               <w:rPr>
@@ -1210,7 +1186,7 @@
               <w14:ligatures w14:val="standardContextual"/>
             </w:rPr>
           </w:pPr>
-          <w:hyperlink w:anchor="_Toc206160519" w:history="1">
+          <w:hyperlink w:anchor="_Toc206494190" w:history="1">
             <w:r>
               <w:rPr>
                 <w:rStyle w:val="Lienhypertexte"/>
@@ -1237,7 +1213,7 @@
                 <w:noProof/>
                 <w:webHidden/>
               </w:rPr>
-              <w:instrText xml:space="preserve"> PAGEREF _Toc206160519 \h </w:instrText>
+              <w:instrText xml:space="preserve"> PAGEREF _Toc206494190 \h </w:instrText>
             </w:r>
             <w:r>
               <w:rPr>
@@ -1284,7 +1260,7 @@
               <w14:ligatures w14:val="standardContextual"/>
             </w:rPr>
           </w:pPr>
-          <w:hyperlink w:anchor="_Toc206160520" w:history="1">
+          <w:hyperlink w:anchor="_Toc206494191" w:history="1">
             <w:r>
               <w:rPr>
                 <w:rStyle w:val="Lienhypertexte"/>
@@ -1311,7 +1287,7 @@
                 <w:noProof/>
                 <w:webHidden/>
               </w:rPr>
-              <w:instrText xml:space="preserve"> PAGEREF _Toc206160520 \h </w:instrText>
+              <w:instrText xml:space="preserve"> PAGEREF _Toc206494191 \h </w:instrText>
             </w:r>
             <w:r>
               <w:rPr>
@@ -1358,7 +1334,7 @@
               <w14:ligatures w14:val="standardContextual"/>
             </w:rPr>
           </w:pPr>
-          <w:hyperlink w:anchor="_Toc206160521" w:history="1">
+          <w:hyperlink w:anchor="_Toc206494192" w:history="1">
             <w:r>
               <w:rPr>
                 <w:rStyle w:val="Lienhypertexte"/>
@@ -1385,7 +1361,7 @@
                 <w:noProof/>
                 <w:webHidden/>
               </w:rPr>
-              <w:instrText xml:space="preserve"> PAGEREF _Toc206160521 \h </w:instrText>
+              <w:instrText xml:space="preserve"> PAGEREF _Toc206494192 \h </w:instrText>
             </w:r>
             <w:r>
               <w:rPr>
@@ -1432,7 +1408,7 @@
               <w14:ligatures w14:val="standardContextual"/>
             </w:rPr>
           </w:pPr>
-          <w:hyperlink w:anchor="_Toc206160527" w:history="1">
+          <w:hyperlink w:anchor="_Toc206494198" w:history="1">
             <w:r>
               <w:rPr>
                 <w:rStyle w:val="Lienhypertexte"/>
@@ -1459,7 +1435,7 @@
                 <w:noProof/>
                 <w:webHidden/>
               </w:rPr>
-              <w:instrText xml:space="preserve"> PAGEREF _Toc206160527 \h </w:instrText>
+              <w:instrText xml:space="preserve"> PAGEREF _Toc206494198 \h </w:instrText>
             </w:r>
             <w:r>
               <w:rPr>
@@ -1506,7 +1482,7 @@
               <w14:ligatures w14:val="standardContextual"/>
             </w:rPr>
           </w:pPr>
-          <w:hyperlink w:anchor="_Toc206160528" w:history="1">
+          <w:hyperlink w:anchor="_Toc206494199" w:history="1">
             <w:r>
               <w:rPr>
                 <w:rStyle w:val="Lienhypertexte"/>
@@ -1533,7 +1509,7 @@
                 <w:noProof/>
                 <w:webHidden/>
               </w:rPr>
-              <w:instrText xml:space="preserve"> PAGEREF _Toc206160528 \h </w:instrText>
+              <w:instrText xml:space="preserve"> PAGEREF _Toc206494199 \h </w:instrText>
             </w:r>
             <w:r>
               <w:rPr>
@@ -1580,7 +1556,7 @@
               <w14:ligatures w14:val="standardContextual"/>
             </w:rPr>
           </w:pPr>
-          <w:hyperlink w:anchor="_Toc206160529" w:history="1">
+          <w:hyperlink w:anchor="_Toc206494200" w:history="1">
             <w:r>
               <w:rPr>
                 <w:rStyle w:val="Lienhypertexte"/>
@@ -1607,7 +1583,7 @@
                 <w:noProof/>
                 <w:webHidden/>
               </w:rPr>
-              <w:instrText xml:space="preserve"> PAGEREF _Toc206160529 \h </w:instrText>
+              <w:instrText xml:space="preserve"> PAGEREF _Toc206494200 \h </w:instrText>
             </w:r>
             <w:r>
               <w:rPr>
@@ -1654,7 +1630,7 @@
               <w14:ligatures w14:val="standardContextual"/>
             </w:rPr>
           </w:pPr>
-          <w:hyperlink w:anchor="_Toc206160534" w:history="1">
+          <w:hyperlink w:anchor="_Toc206494205" w:history="1">
             <w:r>
               <w:rPr>
                 <w:rStyle w:val="Lienhypertexte"/>
@@ -1681,7 +1657,7 @@
                 <w:noProof/>
                 <w:webHidden/>
               </w:rPr>
-              <w:instrText xml:space="preserve"> PAGEREF _Toc206160534 \h </w:instrText>
+              <w:instrText xml:space="preserve"> PAGEREF _Toc206494205 \h </w:instrText>
             </w:r>
             <w:r>
               <w:rPr>
@@ -1728,7 +1704,7 @@
               <w14:ligatures w14:val="standardContextual"/>
             </w:rPr>
           </w:pPr>
-          <w:hyperlink w:anchor="_Toc206160535" w:history="1">
+          <w:hyperlink w:anchor="_Toc206494206" w:history="1">
             <w:r>
               <w:rPr>
                 <w:rStyle w:val="Lienhypertexte"/>
@@ -1755,7 +1731,7 @@
                 <w:noProof/>
                 <w:webHidden/>
               </w:rPr>
-              <w:instrText xml:space="preserve"> PAGEREF _Toc206160535 \h </w:instrText>
+              <w:instrText xml:space="preserve"> PAGEREF _Toc206494206 \h </w:instrText>
             </w:r>
             <w:r>
               <w:rPr>
@@ -1802,7 +1778,7 @@
               <w14:ligatures w14:val="standardContextual"/>
             </w:rPr>
           </w:pPr>
-          <w:hyperlink w:anchor="_Toc206160541" w:history="1">
+          <w:hyperlink w:anchor="_Toc206494212" w:history="1">
             <w:r>
               <w:rPr>
                 <w:rStyle w:val="Lienhypertexte"/>
@@ -1829,7 +1805,7 @@
                 <w:noProof/>
                 <w:webHidden/>
               </w:rPr>
-              <w:instrText xml:space="preserve"> PAGEREF _Toc206160541 \h </w:instrText>
+              <w:instrText xml:space="preserve"> PAGEREF _Toc206494212 \h </w:instrText>
             </w:r>
             <w:r>
               <w:rPr>
@@ -1876,13 +1852,13 @@
               <w14:ligatures w14:val="standardContextual"/>
             </w:rPr>
           </w:pPr>
-          <w:hyperlink w:anchor="_Toc206160542" w:history="1">
+          <w:hyperlink w:anchor="_Toc206494213" w:history="1">
             <w:r>
               <w:rPr>
                 <w:rStyle w:val="Lienhypertexte"/>
                 <w:noProof/>
               </w:rPr>
-              <w:t>18. Annexe</w:t>
+              <w:t>18. nouveau projet</w:t>
             </w:r>
             <w:r>
               <w:rPr>
@@ -1903,7 +1879,81 @@
                 <w:noProof/>
                 <w:webHidden/>
               </w:rPr>
-              <w:instrText xml:space="preserve"> PAGEREF _Toc206160542 \h </w:instrText>
+              <w:instrText xml:space="preserve"> PAGEREF _Toc206494213 \h </w:instrText>
+            </w:r>
+            <w:r>
+              <w:rPr>
+                <w:noProof/>
+                <w:webHidden/>
+              </w:rPr>
+            </w:r>
+            <w:r>
+              <w:rPr>
+                <w:noProof/>
+                <w:webHidden/>
+              </w:rPr>
+              <w:fldChar w:fldCharType="separate"/>
+            </w:r>
+            <w:r>
+              <w:rPr>
+                <w:noProof/>
+                <w:webHidden/>
+              </w:rPr>
+              <w:t>22</w:t>
+            </w:r>
+            <w:r>
+              <w:rPr>
+                <w:noProof/>
+                <w:webHidden/>
+              </w:rPr>
+              <w:fldChar w:fldCharType="end"/>
+            </w:r>
+          </w:hyperlink>
+        </w:p>
+        <w:p>
+          <w:pPr>
+            <w:pStyle w:val="TM1"/>
+            <w:tabs>
+              <w:tab w:val="right" w:leader="dot" w:pos="8630"/>
+            </w:tabs>
+            <w:rPr>
+              <w:rFonts w:asciiTheme="minorHAnsi" w:hAnsiTheme="minorHAnsi"/>
+              <w:noProof/>
+              <w:kern w:val="2"/>
+              <w:sz w:val="24"/>
+              <w:szCs w:val="24"/>
+              <w:lang w:eastAsia="fr-FR"/>
+              <w14:ligatures w14:val="standardContextual"/>
+            </w:rPr>
+          </w:pPr>
+          <w:hyperlink w:anchor="_Toc206494214" w:history="1">
+            <w:r>
+              <w:rPr>
+                <w:rStyle w:val="Lienhypertexte"/>
+                <w:noProof/>
+              </w:rPr>
+              <w:t>19. Annexe</w:t>
+            </w:r>
+            <w:r>
+              <w:rPr>
+                <w:noProof/>
+                <w:webHidden/>
+              </w:rPr>
+              <w:tab/>
+            </w:r>
+            <w:r>
+              <w:rPr>
+                <w:noProof/>
+                <w:webHidden/>
+              </w:rPr>
+              <w:fldChar w:fldCharType="begin"/>
+            </w:r>
+            <w:r>
+              <w:rPr>
+                <w:noProof/>
+                <w:webHidden/>
+              </w:rPr>
+              <w:instrText xml:space="preserve"> PAGEREF _Toc206494214 \h </w:instrText>
             </w:r>
             <w:r>
               <w:rPr>
@@ -1949,12 +1999,12 @@
       <w:pPr>
         <w:pStyle w:val="Titre1"/>
       </w:pPr>
-      <w:bookmarkStart w:id="4" w:name="_Toc206160490"/>
+      <w:bookmarkStart w:id="0" w:name="_Toc206494161"/>
       <w:r>
         <w:lastRenderedPageBreak/>
         <w:t>Informations Générales</w:t>
       </w:r>
-      <w:bookmarkEnd w:id="4"/>
+      <w:bookmarkEnd w:id="0"/>
     </w:p>
     <w:p>
       <w:pPr>
@@ -1992,11 +2042,11 @@
       <w:pPr>
         <w:pStyle w:val="Titre1"/>
       </w:pPr>
-      <w:bookmarkStart w:id="5" w:name="_Toc206160491"/>
+      <w:bookmarkStart w:id="1" w:name="_Toc206494162"/>
       <w:r>
         <w:t>1. Contexte et Justification</w:t>
       </w:r>
-      <w:bookmarkEnd w:id="5"/>
+      <w:bookmarkEnd w:id="1"/>
     </w:p>
     <w:p>
       <w:pPr>
@@ -2010,11 +2060,11 @@
       <w:pPr>
         <w:pStyle w:val="Titre1"/>
       </w:pPr>
-      <w:bookmarkStart w:id="6" w:name="_Toc206160492"/>
+      <w:bookmarkStart w:id="2" w:name="_Toc206494163"/>
       <w:r>
         <w:t>2. Objectifs du Projet</w:t>
       </w:r>
-      <w:bookmarkEnd w:id="6"/>
+      <w:bookmarkEnd w:id="2"/>
     </w:p>
     <w:p>
       <w:pPr>
@@ -2046,11 +2096,11 @@
       <w:pPr>
         <w:pStyle w:val="Titre1"/>
       </w:pPr>
-      <w:bookmarkStart w:id="7" w:name="_Toc206160493"/>
+      <w:bookmarkStart w:id="3" w:name="_Toc206494164"/>
       <w:r>
         <w:t>3. Parties Prenantes</w:t>
       </w:r>
-      <w:bookmarkEnd w:id="7"/>
+      <w:bookmarkEnd w:id="3"/>
     </w:p>
     <w:tbl>
       <w:tblPr>
@@ -2208,8 +2258,13 @@
               <w:jc w:val="both"/>
             </w:pPr>
             <w:r>
-              <w:t>Laurence Pruvot</w:t>
-            </w:r>
+              <w:t xml:space="preserve">Laurence </w:t>
+            </w:r>
+            <w:proofErr w:type="spellStart"/>
+            <w:r>
+              <w:t>Pruvot</w:t>
+            </w:r>
+            <w:proofErr w:type="spellEnd"/>
           </w:p>
         </w:tc>
         <w:tc>
@@ -2332,11 +2387,11 @@
       <w:pPr>
         <w:pStyle w:val="Titre1"/>
       </w:pPr>
-      <w:bookmarkStart w:id="8" w:name="_Toc206160494"/>
+      <w:bookmarkStart w:id="4" w:name="_Toc206494165"/>
       <w:r>
         <w:t>4. Budget Prévisionnel</w:t>
       </w:r>
-      <w:bookmarkEnd w:id="8"/>
+      <w:bookmarkEnd w:id="4"/>
     </w:p>
     <w:p>
       <w:pPr>
@@ -2585,11 +2640,11 @@
       <w:pPr>
         <w:pStyle w:val="Titre1"/>
       </w:pPr>
-      <w:bookmarkStart w:id="9" w:name="_Toc206160495"/>
+      <w:bookmarkStart w:id="5" w:name="_Toc206494166"/>
       <w:r>
         <w:t>5. Échéancier Préliminaire</w:t>
       </w:r>
-      <w:bookmarkEnd w:id="9"/>
+      <w:bookmarkEnd w:id="5"/>
     </w:p>
     <w:tbl>
       <w:tblPr>
@@ -2748,10 +2803,12 @@
         <w:pStyle w:val="Titre1"/>
         <w:jc w:val="both"/>
       </w:pPr>
-      <w:bookmarkStart w:id="10" w:name="_Toc206159958"/>
-      <w:bookmarkStart w:id="11" w:name="_Toc206160227"/>
-      <w:bookmarkStart w:id="12" w:name="_Toc206160383"/>
-      <w:bookmarkStart w:id="13" w:name="_Toc206160496"/>
+      <w:bookmarkStart w:id="6" w:name="_Toc206159958"/>
+      <w:bookmarkStart w:id="7" w:name="_Toc206160227"/>
+      <w:bookmarkStart w:id="8" w:name="_Toc206160383"/>
+      <w:bookmarkStart w:id="9" w:name="_Toc206160496"/>
+      <w:bookmarkStart w:id="10" w:name="_Toc206494111"/>
+      <w:bookmarkStart w:id="11" w:name="_Toc206494167"/>
       <w:r>
         <w:rPr>
           <w:noProof/>
@@ -2792,10 +2849,12 @@
           </wp:inline>
         </w:drawing>
       </w:r>
+      <w:bookmarkEnd w:id="6"/>
+      <w:bookmarkEnd w:id="7"/>
+      <w:bookmarkEnd w:id="8"/>
+      <w:bookmarkEnd w:id="9"/>
       <w:bookmarkEnd w:id="10"/>
       <w:bookmarkEnd w:id="11"/>
-      <w:bookmarkEnd w:id="12"/>
-      <w:bookmarkEnd w:id="13"/>
     </w:p>
     <w:p>
       <w:pPr>
@@ -2811,10 +2870,12 @@
         <w:pStyle w:val="Titre1"/>
         <w:jc w:val="both"/>
       </w:pPr>
-      <w:bookmarkStart w:id="14" w:name="_Toc206159959"/>
-      <w:bookmarkStart w:id="15" w:name="_Toc206160228"/>
-      <w:bookmarkStart w:id="16" w:name="_Toc206160384"/>
-      <w:bookmarkStart w:id="17" w:name="_Toc206160497"/>
+      <w:bookmarkStart w:id="12" w:name="_Toc206159959"/>
+      <w:bookmarkStart w:id="13" w:name="_Toc206160228"/>
+      <w:bookmarkStart w:id="14" w:name="_Toc206160384"/>
+      <w:bookmarkStart w:id="15" w:name="_Toc206160497"/>
+      <w:bookmarkStart w:id="16" w:name="_Toc206494112"/>
+      <w:bookmarkStart w:id="17" w:name="_Toc206494168"/>
       <w:r>
         <w:rPr>
           <w:noProof/>
@@ -2855,6 +2916,8 @@
           </wp:inline>
         </w:drawing>
       </w:r>
+      <w:bookmarkEnd w:id="12"/>
+      <w:bookmarkEnd w:id="13"/>
       <w:bookmarkEnd w:id="14"/>
       <w:bookmarkEnd w:id="15"/>
       <w:bookmarkEnd w:id="16"/>
@@ -3146,7 +3209,7 @@
       <w:pPr>
         <w:pStyle w:val="Titre1"/>
       </w:pPr>
-      <w:bookmarkStart w:id="18" w:name="_Toc206160498"/>
+      <w:bookmarkStart w:id="18" w:name="_Toc206494169"/>
       <w:r>
         <w:t>6. Difficultés et Ajustements</w:t>
       </w:r>
@@ -4571,8 +4634,13 @@
               <w:jc w:val="both"/>
             </w:pPr>
             <w:r>
-              <w:t>Laurence Pruvot</w:t>
-            </w:r>
+              <w:t xml:space="preserve">Laurence </w:t>
+            </w:r>
+            <w:proofErr w:type="spellStart"/>
+            <w:r>
+              <w:t>Pruvot</w:t>
+            </w:r>
+            <w:proofErr w:type="spellEnd"/>
           </w:p>
         </w:tc>
         <w:tc>
@@ -4872,8 +4940,13 @@
                     <w:spacing w:after="0" w:line="240" w:lineRule="auto"/>
                     <w:jc w:val="center"/>
                   </w:pPr>
+                  <w:proofErr w:type="spellStart"/>
                   <w:r>
-                    <w:t>Marcela FRANCO</w:t>
+                    <w:t>Marcela</w:t>
+                  </w:r>
+                  <w:proofErr w:type="spellEnd"/>
+                  <w:r>
+                    <w:t xml:space="preserve"> FRANCO</w:t>
                   </w:r>
                 </w:p>
               </w:tc>
@@ -4892,28 +4965,45 @@
           <w:p>
             <w:pPr>
               <w:jc w:val="both"/>
-            </w:pPr>
+              <w:rPr>
+                <w:lang w:val="en-GB"/>
+              </w:rPr>
+            </w:pPr>
+            <w:proofErr w:type="spellStart"/>
             <w:r>
               <w:rPr>
                 <w:lang w:val="en-IE"/>
               </w:rPr>
-              <w:t>Adjuvoo for Amadeus</w:t>
-            </w:r>
-          </w:p>
-          <w:p>
-            <w:pPr>
-              <w:jc w:val="both"/>
-            </w:pPr>
+              <w:t>Adjuvoo</w:t>
+            </w:r>
+            <w:proofErr w:type="spellEnd"/>
             <w:r>
               <w:rPr>
                 <w:lang w:val="en-IE"/>
               </w:rPr>
+              <w:t xml:space="preserve"> for Amadeus</w:t>
+            </w:r>
+          </w:p>
+          <w:p>
+            <w:pPr>
+              <w:jc w:val="both"/>
+              <w:rPr>
+                <w:lang w:val="en-GB"/>
+              </w:rPr>
+            </w:pPr>
+            <w:r>
+              <w:rPr>
+                <w:lang w:val="en-IE"/>
+              </w:rPr>
               <w:t>People &amp; Culture</w:t>
             </w:r>
           </w:p>
           <w:p>
             <w:pPr>
               <w:jc w:val="both"/>
+              <w:rPr>
+                <w:lang w:val="en-GB"/>
+              </w:rPr>
             </w:pPr>
             <w:r>
               <w:rPr>
@@ -4925,6 +5015,9 @@
           <w:p>
             <w:pPr>
               <w:jc w:val="both"/>
+              <w:rPr>
+                <w:lang w:val="en-GB"/>
+              </w:rPr>
             </w:pPr>
           </w:p>
         </w:tc>
@@ -5015,8 +5108,13 @@
               <w:jc w:val="both"/>
             </w:pPr>
             <w:r>
-              <w:t>Florence Federici</w:t>
-            </w:r>
+              <w:t xml:space="preserve">Florence </w:t>
+            </w:r>
+            <w:proofErr w:type="spellStart"/>
+            <w:r>
+              <w:t>Federici</w:t>
+            </w:r>
+            <w:proofErr w:type="spellEnd"/>
           </w:p>
           <w:p>
             <w:pPr>
@@ -5035,9 +5133,11 @@
             <w:r>
               <w:t xml:space="preserve">Transmission CV au département RH de </w:t>
             </w:r>
+            <w:proofErr w:type="spellStart"/>
             <w:r>
               <w:t>Akkodis</w:t>
             </w:r>
+            <w:proofErr w:type="spellEnd"/>
           </w:p>
         </w:tc>
         <w:tc>
@@ -5091,8 +5191,13 @@
               <w:jc w:val="both"/>
             </w:pPr>
             <w:r>
-              <w:t>Don de piste possible avec la Maif</w:t>
-            </w:r>
+              <w:t xml:space="preserve">Don de piste possible avec la </w:t>
+            </w:r>
+            <w:proofErr w:type="spellStart"/>
+            <w:r>
+              <w:t>Maif</w:t>
+            </w:r>
+            <w:proofErr w:type="spellEnd"/>
           </w:p>
         </w:tc>
         <w:tc>
@@ -5245,9 +5350,19 @@
             <w:pPr>
               <w:jc w:val="both"/>
             </w:pPr>
-            <w:r>
-              <w:t>Taryck Bensiali</w:t>
-            </w:r>
+            <w:proofErr w:type="spellStart"/>
+            <w:r>
+              <w:t>Taryck</w:t>
+            </w:r>
+            <w:proofErr w:type="spellEnd"/>
+            <w:r>
+              <w:t xml:space="preserve"> </w:t>
+            </w:r>
+            <w:proofErr w:type="spellStart"/>
+            <w:r>
+              <w:t>Bensiali</w:t>
+            </w:r>
+            <w:proofErr w:type="spellEnd"/>
           </w:p>
           <w:p>
             <w:pPr>
@@ -5317,8 +5432,13 @@
               <w:jc w:val="both"/>
             </w:pPr>
             <w:r>
-              <w:t>Coordinateur de projets chez Avencod</w:t>
-            </w:r>
+              <w:t xml:space="preserve">Coordinateur de projets chez </w:t>
+            </w:r>
+            <w:proofErr w:type="spellStart"/>
+            <w:r>
+              <w:t>Avencod</w:t>
+            </w:r>
+            <w:proofErr w:type="spellEnd"/>
           </w:p>
         </w:tc>
         <w:tc>
@@ -5420,8 +5540,13 @@
               <w:t>EWEST Talent Acquisition Partner</w:t>
             </w:r>
             <w:r>
-              <w:t xml:space="preserve"> Dassault Systeme</w:t>
-            </w:r>
+              <w:t xml:space="preserve"> Dassault </w:t>
+            </w:r>
+            <w:proofErr w:type="spellStart"/>
+            <w:r>
+              <w:t>Systeme</w:t>
+            </w:r>
+            <w:proofErr w:type="spellEnd"/>
           </w:p>
         </w:tc>
         <w:tc>
@@ -5721,8 +5846,13 @@
               <w:jc w:val="both"/>
             </w:pPr>
             <w:r>
-              <w:t>Webmaster Fullstack</w:t>
-            </w:r>
+              <w:t xml:space="preserve">Webmaster </w:t>
+            </w:r>
+            <w:proofErr w:type="spellStart"/>
+            <w:r>
+              <w:t>Fullstack</w:t>
+            </w:r>
+            <w:proofErr w:type="spellEnd"/>
             <w:r>
               <w:t xml:space="preserve"> chez Caviar de Neuvic</w:t>
             </w:r>
@@ -5753,7 +5883,19 @@
         <w:jc w:val="both"/>
       </w:pPr>
       <w:r>
-        <w:t>Dans les annexes 1 et 2 vous trouverez le CV et la lettre de motivation utilisé lors de ce projet.</w:t>
+        <w:t xml:space="preserve">Dans les annexes </w:t>
+      </w:r>
+      <w:r>
+        <w:t>2</w:t>
+      </w:r>
+      <w:r>
+        <w:t xml:space="preserve"> et </w:t>
+      </w:r>
+      <w:r>
+        <w:t>3</w:t>
+      </w:r>
+      <w:r>
+        <w:t xml:space="preserve"> vous trouverez le CV et la lettre de motivation utilisé lors de ce projet.</w:t>
       </w:r>
     </w:p>
     <w:p>
@@ -5787,53 +5929,18 @@
       <w:pPr>
         <w:pStyle w:val="Titre1"/>
         <w:rPr>
-          <w:sz w:val="32"/>
-          <w:szCs w:val="32"/>
-        </w:rPr>
-      </w:pPr>
-      <w:bookmarkStart w:id="23" w:name="_Toc206160499"/>
-      <w:r>
-        <w:lastRenderedPageBreak/>
-        <w:t>7</w:t>
-      </w:r>
-      <w:r>
-        <w:t>.</w:t>
-      </w:r>
-      <w:r>
-        <w:t xml:space="preserve"> Explication des </w:t>
-      </w:r>
-      <w:proofErr w:type="spellStart"/>
-      <w:r>
-        <w:t>différentess</w:t>
-      </w:r>
-      <w:proofErr w:type="spellEnd"/>
-      <w:r>
-        <w:t xml:space="preserve"> étapes.</w:t>
-      </w:r>
-      <w:bookmarkEnd w:id="23"/>
-    </w:p>
-    <w:p>
-      <w:pPr>
-        <w:jc w:val="both"/>
-        <w:rPr>
-          <w:sz w:val="32"/>
-          <w:szCs w:val="32"/>
-        </w:rPr>
-      </w:pPr>
-    </w:p>
-    <w:p>
-      <w:pPr>
-        <w:jc w:val="both"/>
-        <w:rPr>
-          <w:b/>
-          <w:bCs/>
-          <w:sz w:val="24"/>
           <w:szCs w:val="24"/>
         </w:rPr>
       </w:pPr>
-      <w:r>
-        <w:t>1/Recherche sur les sites d’annonce d’alternance et d’offre d’emploi et Envoie de mail aux offres intéressantes.</w:t>
-      </w:r>
+      <w:bookmarkStart w:id="23" w:name="_Toc206494170"/>
+      <w:r>
+        <w:lastRenderedPageBreak/>
+        <w:t xml:space="preserve">7. </w:t>
+      </w:r>
+      <w:r>
+        <w:t>Recherche sur les sites d’annonce d’alternance et d’offre d’emploi et Envoie de mail aux offres intéressantes.</w:t>
+      </w:r>
+      <w:bookmarkEnd w:id="23"/>
     </w:p>
     <w:p>
       <w:pPr>
@@ -5890,7 +5997,7 @@
       <w:pPr>
         <w:pStyle w:val="Titre1"/>
       </w:pPr>
-      <w:bookmarkStart w:id="24" w:name="_Toc206160500"/>
+      <w:bookmarkStart w:id="24" w:name="_Toc206494171"/>
       <w:r>
         <w:t>8.</w:t>
       </w:r>
@@ -5940,7 +6047,7 @@
       <w:pPr>
         <w:pStyle w:val="Titre3"/>
       </w:pPr>
-      <w:bookmarkStart w:id="25" w:name="_Toc206160501"/>
+      <w:bookmarkStart w:id="25" w:name="_Toc206494172"/>
       <w:r>
         <w:t>Compte rendu de réunion téléphonique</w:t>
       </w:r>
@@ -5959,7 +6066,6 @@
         <w:jc w:val="both"/>
       </w:pPr>
       <w:r>
-        <w:lastRenderedPageBreak/>
         <w:t>Origine : AGEFIPH</w:t>
       </w:r>
     </w:p>
@@ -5971,19 +6077,30 @@
       <w:bookmarkStart w:id="26" w:name="_Toc206159964"/>
       <w:bookmarkStart w:id="27" w:name="_Toc206160233"/>
       <w:bookmarkStart w:id="28" w:name="_Toc206160502"/>
-      <w:r>
+      <w:bookmarkStart w:id="29" w:name="_Toc206494173"/>
+      <w:r>
+        <w:lastRenderedPageBreak/>
         <w:t>Participants :</w:t>
       </w:r>
       <w:bookmarkEnd w:id="26"/>
       <w:bookmarkEnd w:id="27"/>
       <w:bookmarkEnd w:id="28"/>
-    </w:p>
-    <w:p>
-      <w:pPr>
-        <w:jc w:val="both"/>
-      </w:pPr>
-      <w:r>
-        <w:t>- Pauline Daissemin – Chargée de recrutement en alternance à ATKISEA (Émettrice)</w:t>
+      <w:bookmarkEnd w:id="29"/>
+    </w:p>
+    <w:p>
+      <w:pPr>
+        <w:jc w:val="both"/>
+      </w:pPr>
+      <w:r>
+        <w:t xml:space="preserve">- Pauline </w:t>
+      </w:r>
+      <w:proofErr w:type="spellStart"/>
+      <w:r>
+        <w:t>Daissemin</w:t>
+      </w:r>
+      <w:proofErr w:type="spellEnd"/>
+      <w:r>
+        <w:t xml:space="preserve"> – Chargée de recrutement en alternance à ATKISEA (Émettrice)</w:t>
       </w:r>
     </w:p>
     <w:p>
@@ -5999,71 +6116,44 @@
         <w:pStyle w:val="Titre2"/>
         <w:jc w:val="both"/>
       </w:pPr>
-      <w:bookmarkStart w:id="29" w:name="_Toc206159965"/>
-      <w:bookmarkStart w:id="30" w:name="_Toc206160234"/>
-      <w:bookmarkStart w:id="31" w:name="_Toc206160503"/>
+      <w:bookmarkStart w:id="30" w:name="_Toc206159965"/>
+      <w:bookmarkStart w:id="31" w:name="_Toc206160234"/>
+      <w:bookmarkStart w:id="32" w:name="_Toc206160503"/>
+      <w:bookmarkStart w:id="33" w:name="_Toc206494174"/>
       <w:r>
         <w:t>Objet :</w:t>
       </w:r>
-      <w:bookmarkEnd w:id="29"/>
       <w:bookmarkEnd w:id="30"/>
       <w:bookmarkEnd w:id="31"/>
-    </w:p>
-    <w:p>
-      <w:pPr>
-        <w:jc w:val="both"/>
-      </w:pPr>
-      <w:proofErr w:type="gramStart"/>
-      <w:r>
-        <w:t>Suite à</w:t>
-      </w:r>
-      <w:proofErr w:type="gramEnd"/>
-      <w:r>
-        <w:t xml:space="preserve"> la consultation du profil de M. Torrenti sur le forum AGEFIPH (spécialisé dans l’accompagnement des personnes en situation de handicap), en lien avec la recherche d’une alternance pour préparer une Licence en informatique.</w:t>
-      </w:r>
-    </w:p>
-    <w:p>
-      <w:pPr>
-        <w:pStyle w:val="Titre2"/>
-        <w:jc w:val="both"/>
-      </w:pPr>
-      <w:bookmarkStart w:id="32" w:name="_Toc206159966"/>
-      <w:bookmarkStart w:id="33" w:name="_Toc206160235"/>
-      <w:bookmarkStart w:id="34" w:name="_Toc206160504"/>
-      <w:r>
-        <w:t>Résumé des échanges :</w:t>
-      </w:r>
       <w:bookmarkEnd w:id="32"/>
       <w:bookmarkEnd w:id="33"/>
+    </w:p>
+    <w:p>
+      <w:pPr>
+        <w:jc w:val="both"/>
+      </w:pPr>
+      <w:proofErr w:type="gramStart"/>
+      <w:r>
+        <w:t>Suite à</w:t>
+      </w:r>
+      <w:proofErr w:type="gramEnd"/>
+      <w:r>
+        <w:t xml:space="preserve"> la consultation du profil de M. Torrenti sur le forum AGEFIPH (spécialisé dans l’accompagnement des personnes en situation de handicap), en lien avec la recherche d’une alternance pour préparer une Licence en informatique.</w:t>
+      </w:r>
+    </w:p>
+    <w:p>
+      <w:pPr>
+        <w:pStyle w:val="Titre2"/>
+        <w:jc w:val="both"/>
+      </w:pPr>
+      <w:bookmarkStart w:id="34" w:name="_Toc206159966"/>
+      <w:bookmarkStart w:id="35" w:name="_Toc206160235"/>
+      <w:bookmarkStart w:id="36" w:name="_Toc206160504"/>
+      <w:bookmarkStart w:id="37" w:name="_Toc206494175"/>
+      <w:r>
+        <w:t>Résumé des échanges :</w:t>
+      </w:r>
       <w:bookmarkEnd w:id="34"/>
-    </w:p>
-    <w:p>
-      <w:pPr>
-        <w:jc w:val="both"/>
-      </w:pPr>
-      <w:r>
-        <w:t>- Prise d’informations par Mme Daissemin concernant les motivations de M. Torrenti.</w:t>
-      </w:r>
-    </w:p>
-    <w:p>
-      <w:pPr>
-        <w:jc w:val="both"/>
-      </w:pPr>
-      <w:r>
-        <w:t>- Discussion sur ses disponibilités pour un futur entretien vidéo.</w:t>
-      </w:r>
-    </w:p>
-    <w:p>
-      <w:pPr>
-        <w:pStyle w:val="Titre2"/>
-        <w:jc w:val="both"/>
-      </w:pPr>
-      <w:bookmarkStart w:id="35" w:name="_Toc206159967"/>
-      <w:bookmarkStart w:id="36" w:name="_Toc206160236"/>
-      <w:bookmarkStart w:id="37" w:name="_Toc206160505"/>
-      <w:r>
-        <w:t>Décision / Actions à mener :</w:t>
-      </w:r>
       <w:bookmarkEnd w:id="35"/>
       <w:bookmarkEnd w:id="36"/>
       <w:bookmarkEnd w:id="37"/>
@@ -6073,87 +6163,62 @@
         <w:jc w:val="both"/>
       </w:pPr>
       <w:r>
+        <w:t xml:space="preserve">- Prise d’informations par Mme </w:t>
+      </w:r>
+      <w:proofErr w:type="spellStart"/>
+      <w:r>
+        <w:t>Daissemin</w:t>
+      </w:r>
+      <w:proofErr w:type="spellEnd"/>
+      <w:r>
+        <w:t xml:space="preserve"> concernant les motivations de M. Torrenti.</w:t>
+      </w:r>
+    </w:p>
+    <w:p>
+      <w:pPr>
+        <w:jc w:val="both"/>
+      </w:pPr>
+      <w:r>
+        <w:t>- Discussion sur ses disponibilités pour un futur entretien vidéo.</w:t>
+      </w:r>
+    </w:p>
+    <w:p>
+      <w:pPr>
+        <w:pStyle w:val="Titre2"/>
+        <w:jc w:val="both"/>
+      </w:pPr>
+      <w:bookmarkStart w:id="38" w:name="_Toc206159967"/>
+      <w:bookmarkStart w:id="39" w:name="_Toc206160236"/>
+      <w:bookmarkStart w:id="40" w:name="_Toc206160505"/>
+      <w:bookmarkStart w:id="41" w:name="_Toc206494176"/>
+      <w:r>
+        <w:t>Décision / Actions à mener :</w:t>
+      </w:r>
+      <w:bookmarkEnd w:id="38"/>
+      <w:bookmarkEnd w:id="39"/>
+      <w:bookmarkEnd w:id="40"/>
+      <w:bookmarkEnd w:id="41"/>
+    </w:p>
+    <w:p>
+      <w:pPr>
+        <w:jc w:val="both"/>
+      </w:pPr>
+      <w:r>
         <w:t>- Planification d’un entretien vidéo à une date à convenir.</w:t>
       </w:r>
-    </w:p>
-    <w:p>
-      <w:pPr>
-        <w:jc w:val="both"/>
-      </w:pPr>
-    </w:p>
-    <w:p>
-      <w:pPr>
-        <w:jc w:val="both"/>
-      </w:pPr>
-    </w:p>
-    <w:p>
-      <w:pPr>
-        <w:jc w:val="both"/>
-      </w:pPr>
-    </w:p>
-    <w:p>
-      <w:pPr>
-        <w:jc w:val="both"/>
-      </w:pPr>
-    </w:p>
-    <w:p>
-      <w:pPr>
-        <w:jc w:val="both"/>
-      </w:pPr>
-    </w:p>
-    <w:p>
-      <w:pPr>
-        <w:jc w:val="both"/>
-      </w:pPr>
-    </w:p>
-    <w:p>
-      <w:pPr>
-        <w:jc w:val="both"/>
-      </w:pPr>
-    </w:p>
-    <w:p>
-      <w:pPr>
-        <w:jc w:val="both"/>
-      </w:pPr>
-    </w:p>
-    <w:p>
-      <w:pPr>
-        <w:jc w:val="both"/>
-      </w:pPr>
-    </w:p>
-    <w:p>
-      <w:pPr>
-        <w:jc w:val="both"/>
-      </w:pPr>
-    </w:p>
-    <w:p>
-      <w:pPr>
-        <w:jc w:val="both"/>
-      </w:pPr>
-    </w:p>
-    <w:p>
-      <w:pPr>
-        <w:jc w:val="both"/>
-      </w:pPr>
-    </w:p>
-    <w:p>
-      <w:pPr>
-        <w:jc w:val="both"/>
-      </w:pPr>
+      <w:bookmarkStart w:id="42" w:name="_Toc206494177"/>
     </w:p>
     <w:p>
       <w:pPr>
         <w:pStyle w:val="Titre1"/>
       </w:pPr>
-      <w:bookmarkStart w:id="38" w:name="_Toc206160506"/>
-      <w:r>
-        <w:lastRenderedPageBreak/>
+      <w:r>
         <w:t>9.</w:t>
       </w:r>
       <w:r>
         <w:t xml:space="preserve"> Entretien vidéo avec ATKISEA</w:t>
       </w:r>
-      <w:bookmarkEnd w:id="38"/>
+      <w:bookmarkEnd w:id="42"/>
     </w:p>
     <w:p>
       <w:pPr>
@@ -6180,11 +6245,11 @@
       <w:pPr>
         <w:pStyle w:val="Titre3"/>
       </w:pPr>
-      <w:bookmarkStart w:id="39" w:name="_Toc206160507"/>
+      <w:bookmarkStart w:id="43" w:name="_Toc206494178"/>
       <w:r>
         <w:t>Compte rendu de réunion en visioconférence</w:t>
       </w:r>
-      <w:bookmarkEnd w:id="39"/>
+      <w:bookmarkEnd w:id="43"/>
     </w:p>
     <w:p>
       <w:pPr>
@@ -6207,110 +6272,55 @@
         <w:pStyle w:val="Titre2"/>
         <w:jc w:val="both"/>
       </w:pPr>
-      <w:bookmarkStart w:id="40" w:name="_Toc206159970"/>
-      <w:bookmarkStart w:id="41" w:name="_Toc206160239"/>
-      <w:bookmarkStart w:id="42" w:name="_Toc206160508"/>
+      <w:bookmarkStart w:id="44" w:name="_Toc206159970"/>
+      <w:bookmarkStart w:id="45" w:name="_Toc206160239"/>
+      <w:bookmarkStart w:id="46" w:name="_Toc206160508"/>
+      <w:bookmarkStart w:id="47" w:name="_Toc206494179"/>
       <w:r>
         <w:t>Participants :</w:t>
       </w:r>
-      <w:bookmarkEnd w:id="40"/>
-      <w:bookmarkEnd w:id="41"/>
-      <w:bookmarkEnd w:id="42"/>
-    </w:p>
-    <w:p>
-      <w:pPr>
-        <w:jc w:val="both"/>
-      </w:pPr>
-      <w:r>
-        <w:t>- Pauline Daissemin – Chargée de recrutement en alternance à ATKISEA (Émettrice)</w:t>
-      </w:r>
-    </w:p>
-    <w:p>
-      <w:pPr>
-        <w:jc w:val="both"/>
-      </w:pPr>
-      <w:r>
-        <w:t>- Sylvain Torrenti – Candidat (Destinataire)</w:t>
-      </w:r>
-    </w:p>
-    <w:p>
-      <w:pPr>
-        <w:pStyle w:val="Titre2"/>
-        <w:jc w:val="both"/>
-      </w:pPr>
-      <w:bookmarkStart w:id="43" w:name="_Toc206159971"/>
-      <w:bookmarkStart w:id="44" w:name="_Toc206160240"/>
-      <w:bookmarkStart w:id="45" w:name="_Toc206160509"/>
-      <w:r>
-        <w:t>Objet :</w:t>
-      </w:r>
-      <w:bookmarkEnd w:id="43"/>
       <w:bookmarkEnd w:id="44"/>
       <w:bookmarkEnd w:id="45"/>
-    </w:p>
-    <w:p>
-      <w:pPr>
-        <w:jc w:val="both"/>
-      </w:pPr>
-      <w:proofErr w:type="gramStart"/>
-      <w:r>
-        <w:t>Suite à</w:t>
-      </w:r>
-      <w:proofErr w:type="gramEnd"/>
-      <w:r>
-        <w:t xml:space="preserve"> l’entretien téléphonique du 12/12/2024, un entretien vidéo a été organisé.</w:t>
-      </w:r>
-    </w:p>
-    <w:p>
-      <w:pPr>
-        <w:pStyle w:val="Titre2"/>
-        <w:jc w:val="both"/>
-      </w:pPr>
-      <w:bookmarkStart w:id="46" w:name="_Toc206159972"/>
-      <w:bookmarkStart w:id="47" w:name="_Toc206160241"/>
-      <w:bookmarkStart w:id="48" w:name="_Toc206160510"/>
-      <w:r>
-        <w:t>Résumé des échanges :</w:t>
-      </w:r>
       <w:bookmarkEnd w:id="46"/>
       <w:bookmarkEnd w:id="47"/>
+    </w:p>
+    <w:p>
+      <w:pPr>
+        <w:jc w:val="both"/>
+      </w:pPr>
+      <w:r>
+        <w:t xml:space="preserve">- Pauline </w:t>
+      </w:r>
+      <w:proofErr w:type="spellStart"/>
+      <w:r>
+        <w:t>Daissemin</w:t>
+      </w:r>
+      <w:proofErr w:type="spellEnd"/>
+      <w:r>
+        <w:t xml:space="preserve"> – Chargée de recrutement en alternance à ATKISEA (Émettrice)</w:t>
+      </w:r>
+    </w:p>
+    <w:p>
+      <w:pPr>
+        <w:jc w:val="both"/>
+      </w:pPr>
+      <w:r>
+        <w:t>- Sylvain Torrenti – Candidat (Destinataire)</w:t>
+      </w:r>
+    </w:p>
+    <w:p>
+      <w:pPr>
+        <w:pStyle w:val="Titre2"/>
+        <w:jc w:val="both"/>
+      </w:pPr>
+      <w:bookmarkStart w:id="48" w:name="_Toc206159971"/>
+      <w:bookmarkStart w:id="49" w:name="_Toc206160240"/>
+      <w:bookmarkStart w:id="50" w:name="_Toc206160509"/>
+      <w:bookmarkStart w:id="51" w:name="_Toc206494180"/>
+      <w:r>
+        <w:t>Objet :</w:t>
+      </w:r>
       <w:bookmarkEnd w:id="48"/>
-    </w:p>
-    <w:p>
-      <w:pPr>
-        <w:jc w:val="both"/>
-      </w:pPr>
-      <w:r>
-        <w:t>- Présentation des objectifs précis pour la recherche d’alternance.</w:t>
-      </w:r>
-    </w:p>
-    <w:p>
-      <w:pPr>
-        <w:jc w:val="both"/>
-      </w:pPr>
-      <w:r>
-        <w:t>- Présentation des qualifications de M. Sylvain Torrenti.</w:t>
-      </w:r>
-    </w:p>
-    <w:p>
-      <w:pPr>
-        <w:jc w:val="both"/>
-      </w:pPr>
-      <w:r>
-        <w:t>- Vérification du niveau d’anglais.</w:t>
-      </w:r>
-    </w:p>
-    <w:p>
-      <w:pPr>
-        <w:pStyle w:val="Titre2"/>
-        <w:jc w:val="both"/>
-      </w:pPr>
-      <w:bookmarkStart w:id="49" w:name="_Toc206159973"/>
-      <w:bookmarkStart w:id="50" w:name="_Toc206160242"/>
-      <w:bookmarkStart w:id="51" w:name="_Toc206160511"/>
-      <w:r>
-        <w:t>Décision / Actions à mener :</w:t>
-      </w:r>
       <w:bookmarkEnd w:id="49"/>
       <w:bookmarkEnd w:id="50"/>
       <w:bookmarkEnd w:id="51"/>
@@ -6319,154 +6329,70 @@
       <w:pPr>
         <w:jc w:val="both"/>
       </w:pPr>
-      <w:r>
-        <w:t>- Profil validé et prise de contact auprès d’Amadeus (entreprise cible) pour un futur entretien en visioconférence.</w:t>
-      </w:r>
-    </w:p>
-    <w:p>
-      <w:pPr>
-        <w:jc w:val="both"/>
-      </w:pPr>
-    </w:p>
-    <w:p>
-      <w:pPr>
-        <w:jc w:val="both"/>
-      </w:pPr>
-    </w:p>
-    <w:p>
-      <w:pPr>
-        <w:jc w:val="both"/>
-      </w:pPr>
-    </w:p>
-    <w:p>
-      <w:pPr>
-        <w:jc w:val="both"/>
-      </w:pPr>
-    </w:p>
-    <w:p>
-      <w:pPr>
-        <w:jc w:val="both"/>
-      </w:pPr>
-    </w:p>
-    <w:p>
-      <w:pPr>
-        <w:jc w:val="both"/>
-      </w:pPr>
-    </w:p>
-    <w:p>
-      <w:pPr>
-        <w:jc w:val="both"/>
-      </w:pPr>
-    </w:p>
-    <w:p>
-      <w:pPr>
-        <w:jc w:val="both"/>
-      </w:pPr>
-    </w:p>
-    <w:p>
-      <w:pPr>
-        <w:pStyle w:val="Titre1"/>
-      </w:pPr>
-      <w:bookmarkStart w:id="52" w:name="_Toc206160512"/>
-      <w:r>
-        <w:lastRenderedPageBreak/>
-        <w:t>10.</w:t>
-      </w:r>
-      <w:r>
-        <w:t xml:space="preserve"> Mise en relation et entretien avec AMADEUS</w:t>
+      <w:proofErr w:type="gramStart"/>
+      <w:r>
+        <w:t>Suite à</w:t>
+      </w:r>
+      <w:proofErr w:type="gramEnd"/>
+      <w:r>
+        <w:t xml:space="preserve"> l’entretien téléphonique du 12/12/2024, un entretien vidéo a été organisé.</w:t>
+      </w:r>
+    </w:p>
+    <w:p>
+      <w:pPr>
+        <w:pStyle w:val="Titre2"/>
+        <w:jc w:val="both"/>
+      </w:pPr>
+      <w:bookmarkStart w:id="52" w:name="_Toc206159972"/>
+      <w:bookmarkStart w:id="53" w:name="_Toc206160241"/>
+      <w:bookmarkStart w:id="54" w:name="_Toc206160510"/>
+      <w:bookmarkStart w:id="55" w:name="_Toc206494181"/>
+      <w:r>
+        <w:t>Résumé des échanges :</w:t>
       </w:r>
       <w:bookmarkEnd w:id="52"/>
-    </w:p>
-    <w:p>
-      <w:pPr>
-        <w:jc w:val="both"/>
-      </w:pPr>
-    </w:p>
-    <w:p>
-      <w:pPr>
-        <w:jc w:val="both"/>
-      </w:pPr>
-      <w:r>
-        <w:tab/>
-        <w:t>La réunion en visioconférence s’étant avéré positive la mise en relation avec l’entreprise AMADEUS a été faites. Un entretien en visioconférence a été programmé le 18/12/2024 pour que l’entreprise puisse évaluer, d’elle-même, mes motivations et mes compétences. Voici le compte rendu de cette réunion :</w:t>
-      </w:r>
-    </w:p>
-    <w:p>
-      <w:pPr>
-        <w:pStyle w:val="Titre3"/>
-      </w:pPr>
-      <w:bookmarkStart w:id="53" w:name="_Toc206160513"/>
-      <w:r>
-        <w:t>Compte rendu de réunion en visioconférence</w:t>
-      </w:r>
       <w:bookmarkEnd w:id="53"/>
-    </w:p>
-    <w:p>
-      <w:pPr>
-        <w:jc w:val="both"/>
-      </w:pPr>
-      <w:r>
-        <w:t>Date : 18/12/2024</w:t>
-      </w:r>
-    </w:p>
-    <w:p>
-      <w:pPr>
-        <w:jc w:val="both"/>
-      </w:pPr>
-      <w:r>
-        <w:t>Heure : 10h30</w:t>
-      </w:r>
-    </w:p>
-    <w:p>
-      <w:pPr>
-        <w:jc w:val="both"/>
-      </w:pPr>
-      <w:r>
-        <w:t>Origine : AMADEUS</w:t>
-      </w:r>
-    </w:p>
-    <w:p>
-      <w:pPr>
-        <w:pStyle w:val="Titre2"/>
-        <w:jc w:val="both"/>
-      </w:pPr>
-      <w:bookmarkStart w:id="54" w:name="_Toc206159976"/>
-      <w:bookmarkStart w:id="55" w:name="_Toc206160245"/>
-      <w:bookmarkStart w:id="56" w:name="_Toc206160514"/>
-      <w:r>
-        <w:t>Participants :</w:t>
-      </w:r>
       <w:bookmarkEnd w:id="54"/>
       <w:bookmarkEnd w:id="55"/>
+    </w:p>
+    <w:p>
+      <w:pPr>
+        <w:jc w:val="both"/>
+      </w:pPr>
+      <w:r>
+        <w:t>- Présentation des objectifs précis pour la recherche d’alternance.</w:t>
+      </w:r>
+    </w:p>
+    <w:p>
+      <w:pPr>
+        <w:jc w:val="both"/>
+      </w:pPr>
+      <w:r>
+        <w:t>- Présentation des qualifications de M. Sylvain Torrenti.</w:t>
+      </w:r>
+    </w:p>
+    <w:p>
+      <w:pPr>
+        <w:jc w:val="both"/>
+      </w:pPr>
+      <w:r>
+        <w:t>- Vérification du niveau d’anglais.</w:t>
+      </w:r>
+    </w:p>
+    <w:p>
+      <w:pPr>
+        <w:pStyle w:val="Titre2"/>
+        <w:jc w:val="both"/>
+      </w:pPr>
+      <w:bookmarkStart w:id="56" w:name="_Toc206159973"/>
+      <w:bookmarkStart w:id="57" w:name="_Toc206160242"/>
+      <w:bookmarkStart w:id="58" w:name="_Toc206160511"/>
+      <w:bookmarkStart w:id="59" w:name="_Toc206494182"/>
+      <w:r>
+        <w:lastRenderedPageBreak/>
+        <w:t>Décision / Actions à mener :</w:t>
+      </w:r>
       <w:bookmarkEnd w:id="56"/>
-    </w:p>
-    <w:p>
-      <w:pPr>
-        <w:jc w:val="both"/>
-      </w:pPr>
-      <w:r>
-        <w:t>- Najeth Geuffroy et Marcela Franco – AMADEUS (Émettrices)</w:t>
-      </w:r>
-    </w:p>
-    <w:p>
-      <w:pPr>
-        <w:jc w:val="both"/>
-      </w:pPr>
-      <w:r>
-        <w:t>- Sylvain Torrenti – Candidat (Destinataire)</w:t>
-      </w:r>
-    </w:p>
-    <w:p>
-      <w:pPr>
-        <w:pStyle w:val="Titre2"/>
-        <w:jc w:val="both"/>
-      </w:pPr>
-      <w:bookmarkStart w:id="57" w:name="_Toc206159977"/>
-      <w:bookmarkStart w:id="58" w:name="_Toc206160246"/>
-      <w:bookmarkStart w:id="59" w:name="_Toc206160515"/>
-      <w:r>
-        <w:t>Objet :</w:t>
-      </w:r>
       <w:bookmarkEnd w:id="57"/>
       <w:bookmarkEnd w:id="58"/>
       <w:bookmarkEnd w:id="59"/>
@@ -6476,7 +6402,108 @@
         <w:jc w:val="both"/>
       </w:pPr>
       <w:r>
-        <w:t>Entretien avec AMADEUS visant à vérifier les motivations et les qualités requises de M. Torrenti.</w:t>
+        <w:t>- Profil validé et prise de contact auprès d’Amadeus (entreprise cible) pour un futur entretien en visioconférence.</w:t>
+      </w:r>
+    </w:p>
+    <w:p>
+      <w:pPr>
+        <w:jc w:val="both"/>
+      </w:pPr>
+    </w:p>
+    <w:p>
+      <w:pPr>
+        <w:jc w:val="both"/>
+      </w:pPr>
+    </w:p>
+    <w:p>
+      <w:pPr>
+        <w:jc w:val="both"/>
+      </w:pPr>
+    </w:p>
+    <w:p>
+      <w:pPr>
+        <w:jc w:val="both"/>
+      </w:pPr>
+    </w:p>
+    <w:p>
+      <w:pPr>
+        <w:jc w:val="both"/>
+      </w:pPr>
+    </w:p>
+    <w:p>
+      <w:pPr>
+        <w:jc w:val="both"/>
+      </w:pPr>
+    </w:p>
+    <w:p>
+      <w:pPr>
+        <w:jc w:val="both"/>
+      </w:pPr>
+    </w:p>
+    <w:p>
+      <w:pPr>
+        <w:jc w:val="both"/>
+      </w:pPr>
+    </w:p>
+    <w:p>
+      <w:pPr>
+        <w:pStyle w:val="Titre1"/>
+      </w:pPr>
+      <w:bookmarkStart w:id="60" w:name="_Toc206494183"/>
+      <w:r>
+        <w:t>10.</w:t>
+      </w:r>
+      <w:r>
+        <w:t xml:space="preserve"> Mise en relation et entretien avec AMADEUS</w:t>
+      </w:r>
+      <w:bookmarkEnd w:id="60"/>
+    </w:p>
+    <w:p>
+      <w:pPr>
+        <w:jc w:val="both"/>
+      </w:pPr>
+    </w:p>
+    <w:p>
+      <w:pPr>
+        <w:jc w:val="both"/>
+      </w:pPr>
+      <w:r>
+        <w:tab/>
+        <w:t>La réunion en visioconférence s’étant avéré positive la mise en relation avec l’entreprise AMADEUS a été faites. Un entretien en visioconférence a été programmé le 18/12/2024 pour que l’entreprise puisse évaluer, d’elle-même, mes motivations et mes compétences. Voici le compte rendu de cette réunion :</w:t>
+      </w:r>
+    </w:p>
+    <w:p>
+      <w:pPr>
+        <w:pStyle w:val="Titre3"/>
+      </w:pPr>
+      <w:bookmarkStart w:id="61" w:name="_Toc206494184"/>
+      <w:r>
+        <w:t>Compte rendu de réunion en visioconférence</w:t>
+      </w:r>
+      <w:bookmarkEnd w:id="61"/>
+    </w:p>
+    <w:p>
+      <w:pPr>
+        <w:jc w:val="both"/>
+      </w:pPr>
+      <w:r>
+        <w:t>Date : 18/12/2024</w:t>
+      </w:r>
+    </w:p>
+    <w:p>
+      <w:pPr>
+        <w:jc w:val="both"/>
+      </w:pPr>
+      <w:r>
+        <w:t>Heure : 10h30</w:t>
+      </w:r>
+    </w:p>
+    <w:p>
+      <w:pPr>
+        <w:jc w:val="both"/>
+      </w:pPr>
+      <w:r>
+        <w:t>Origine : AMADEUS</w:t>
       </w:r>
     </w:p>
     <w:p>
@@ -6484,51 +6511,14 @@
         <w:pStyle w:val="Titre2"/>
         <w:jc w:val="both"/>
       </w:pPr>
-      <w:bookmarkStart w:id="60" w:name="_Toc206159978"/>
-      <w:bookmarkStart w:id="61" w:name="_Toc206160247"/>
-      <w:bookmarkStart w:id="62" w:name="_Toc206160516"/>
-      <w:r>
-        <w:t>Résumé des échanges :</w:t>
-      </w:r>
-      <w:bookmarkEnd w:id="60"/>
-      <w:bookmarkEnd w:id="61"/>
+      <w:bookmarkStart w:id="62" w:name="_Toc206159976"/>
+      <w:bookmarkStart w:id="63" w:name="_Toc206160245"/>
+      <w:bookmarkStart w:id="64" w:name="_Toc206160514"/>
+      <w:bookmarkStart w:id="65" w:name="_Toc206494185"/>
+      <w:r>
+        <w:t>Participants :</w:t>
+      </w:r>
       <w:bookmarkEnd w:id="62"/>
-    </w:p>
-    <w:p>
-      <w:pPr>
-        <w:jc w:val="both"/>
-      </w:pPr>
-      <w:r>
-        <w:t>- Les motivations et le professionnalisme de M. Torrenti sont jugés acceptables.</w:t>
-      </w:r>
-    </w:p>
-    <w:p>
-      <w:pPr>
-        <w:jc w:val="both"/>
-      </w:pPr>
-      <w:r>
-        <w:t>- Le niveau d’anglais est jugé insuffisant, malgré un score TOEIC de 825 obtenu en janvier 2024. AMADEUS étant une entreprise internationale, 95 % des employés sont anglophones et ne parlent pas français.</w:t>
-      </w:r>
-    </w:p>
-    <w:p>
-      <w:pPr>
-        <w:jc w:val="both"/>
-      </w:pPr>
-      <w:r>
-        <w:t>- Le délai proposé pour l’année 2024/2025 est jugé trop court. L’alternance envisagée concerne la formation de Licence informatique prévue du 23/09/2024 au 22/08/2025.</w:t>
-      </w:r>
-    </w:p>
-    <w:p>
-      <w:pPr>
-        <w:pStyle w:val="Titre2"/>
-        <w:jc w:val="both"/>
-      </w:pPr>
-      <w:bookmarkStart w:id="63" w:name="_Toc206159979"/>
-      <w:bookmarkStart w:id="64" w:name="_Toc206160248"/>
-      <w:bookmarkStart w:id="65" w:name="_Toc206160517"/>
-      <w:r>
-        <w:t>Décision / Actions à mener :</w:t>
-      </w:r>
       <w:bookmarkEnd w:id="63"/>
       <w:bookmarkEnd w:id="64"/>
       <w:bookmarkEnd w:id="65"/>
@@ -6538,6 +6528,122 @@
         <w:jc w:val="both"/>
       </w:pPr>
       <w:r>
+        <w:t xml:space="preserve">- </w:t>
+      </w:r>
+      <w:proofErr w:type="spellStart"/>
+      <w:r>
+        <w:t>Najeth</w:t>
+      </w:r>
+      <w:proofErr w:type="spellEnd"/>
+      <w:r>
+        <w:t xml:space="preserve"> Geuffroy et </w:t>
+      </w:r>
+      <w:proofErr w:type="spellStart"/>
+      <w:r>
+        <w:t>Marcela</w:t>
+      </w:r>
+      <w:proofErr w:type="spellEnd"/>
+      <w:r>
+        <w:t xml:space="preserve"> Franco – AMADEUS (Émettrices)</w:t>
+      </w:r>
+    </w:p>
+    <w:p>
+      <w:pPr>
+        <w:jc w:val="both"/>
+      </w:pPr>
+      <w:r>
+        <w:t>- Sylvain Torrenti – Candidat (Destinataire)</w:t>
+      </w:r>
+    </w:p>
+    <w:p>
+      <w:pPr>
+        <w:pStyle w:val="Titre2"/>
+        <w:jc w:val="both"/>
+      </w:pPr>
+      <w:bookmarkStart w:id="66" w:name="_Toc206159977"/>
+      <w:bookmarkStart w:id="67" w:name="_Toc206160246"/>
+      <w:bookmarkStart w:id="68" w:name="_Toc206160515"/>
+      <w:bookmarkStart w:id="69" w:name="_Toc206494186"/>
+      <w:r>
+        <w:t>Objet :</w:t>
+      </w:r>
+      <w:bookmarkEnd w:id="66"/>
+      <w:bookmarkEnd w:id="67"/>
+      <w:bookmarkEnd w:id="68"/>
+      <w:bookmarkEnd w:id="69"/>
+    </w:p>
+    <w:p>
+      <w:pPr>
+        <w:jc w:val="both"/>
+      </w:pPr>
+      <w:r>
+        <w:t>Entretien avec AMADEUS visant à vérifier les motivations et les qualités requises de M. Torrenti.</w:t>
+      </w:r>
+    </w:p>
+    <w:p>
+      <w:pPr>
+        <w:pStyle w:val="Titre2"/>
+        <w:jc w:val="both"/>
+      </w:pPr>
+      <w:bookmarkStart w:id="70" w:name="_Toc206159978"/>
+      <w:bookmarkStart w:id="71" w:name="_Toc206160247"/>
+      <w:bookmarkStart w:id="72" w:name="_Toc206160516"/>
+      <w:bookmarkStart w:id="73" w:name="_Toc206494187"/>
+      <w:r>
+        <w:t>Résumé des échanges :</w:t>
+      </w:r>
+      <w:bookmarkEnd w:id="70"/>
+      <w:bookmarkEnd w:id="71"/>
+      <w:bookmarkEnd w:id="72"/>
+      <w:bookmarkEnd w:id="73"/>
+    </w:p>
+    <w:p>
+      <w:pPr>
+        <w:jc w:val="both"/>
+      </w:pPr>
+      <w:r>
+        <w:t>- Les motivations et le professionnalisme de M. Torrenti sont jugés acceptables.</w:t>
+      </w:r>
+    </w:p>
+    <w:p>
+      <w:pPr>
+        <w:jc w:val="both"/>
+      </w:pPr>
+      <w:r>
+        <w:lastRenderedPageBreak/>
+        <w:t>- Le niveau d’anglais est jugé insuffisant, malgré un score TOEIC de 825 obtenu en janvier 2024. AMADEUS étant une entreprise internationale, 95 % des employés sont anglophones et ne parlent pas français.</w:t>
+      </w:r>
+    </w:p>
+    <w:p>
+      <w:pPr>
+        <w:jc w:val="both"/>
+      </w:pPr>
+      <w:r>
+        <w:t>- Le délai proposé pour l’année 2024/2025 est jugé trop court. L’alternance envisagée concerne la formation de Licence informatique prévue du 23/09/2024 au 22/08/2025.</w:t>
+      </w:r>
+    </w:p>
+    <w:p>
+      <w:pPr>
+        <w:pStyle w:val="Titre2"/>
+        <w:jc w:val="both"/>
+      </w:pPr>
+      <w:bookmarkStart w:id="74" w:name="_Toc206159979"/>
+      <w:bookmarkStart w:id="75" w:name="_Toc206160248"/>
+      <w:bookmarkStart w:id="76" w:name="_Toc206160517"/>
+      <w:bookmarkStart w:id="77" w:name="_Toc206494188"/>
+      <w:r>
+        <w:t>Décision / Actions à mener :</w:t>
+      </w:r>
+      <w:bookmarkEnd w:id="74"/>
+      <w:bookmarkEnd w:id="75"/>
+      <w:bookmarkEnd w:id="76"/>
+      <w:bookmarkEnd w:id="77"/>
+    </w:p>
+    <w:p>
+      <w:pPr>
+        <w:jc w:val="both"/>
+      </w:pPr>
+      <w:r>
         <w:t>- AMADEUS est intéressé par le profil mais pas pour cette session de formation.</w:t>
       </w:r>
     </w:p>
@@ -6573,15 +6679,14 @@
       <w:pPr>
         <w:pStyle w:val="Titre1"/>
       </w:pPr>
-      <w:bookmarkStart w:id="66" w:name="_Toc206160518"/>
-      <w:r>
-        <w:lastRenderedPageBreak/>
+      <w:bookmarkStart w:id="78" w:name="_Toc206494189"/>
+      <w:r>
         <w:t>11.</w:t>
       </w:r>
       <w:r>
         <w:t xml:space="preserve"> Retour de l’entretien d’AMADEUS</w:t>
       </w:r>
-      <w:bookmarkEnd w:id="66"/>
+      <w:bookmarkEnd w:id="78"/>
     </w:p>
     <w:p>
       <w:pPr>
@@ -6601,14 +6706,14 @@
       <w:pPr>
         <w:pStyle w:val="Titre1"/>
       </w:pPr>
-      <w:bookmarkStart w:id="67" w:name="_Toc206160519"/>
+      <w:bookmarkStart w:id="79" w:name="_Toc206494190"/>
       <w:r>
         <w:t>12.</w:t>
       </w:r>
       <w:r>
         <w:t xml:space="preserve"> Inscription aux programmes de Wall Street English</w:t>
       </w:r>
-      <w:bookmarkEnd w:id="67"/>
+      <w:bookmarkEnd w:id="79"/>
     </w:p>
     <w:p>
       <w:pPr>
@@ -6703,15 +6808,14 @@
       <w:pPr>
         <w:pStyle w:val="Titre1"/>
       </w:pPr>
-      <w:bookmarkStart w:id="68" w:name="_Toc206160520"/>
-      <w:r>
-        <w:lastRenderedPageBreak/>
+      <w:bookmarkStart w:id="80" w:name="_Toc206494191"/>
+      <w:r>
         <w:t>13.</w:t>
       </w:r>
       <w:r>
         <w:t xml:space="preserve"> Entretien téléphonique avec Guichet Caroline</w:t>
       </w:r>
-      <w:bookmarkEnd w:id="68"/>
+      <w:bookmarkEnd w:id="80"/>
     </w:p>
     <w:p>
       <w:pPr>
@@ -6721,11 +6825,9 @@
         <w:tab/>
         <w:t xml:space="preserve">Une amie de longue date de la famille de Torrenti Sylvain et qui est Consultante Associée à Emergences RH, un cabinet de recrutement, </w:t>
       </w:r>
-      <w:proofErr w:type="spellStart"/>
-      <w:r>
-        <w:t>à</w:t>
-      </w:r>
-      <w:proofErr w:type="spellEnd"/>
+      <w:r>
+        <w:t>a</w:t>
+      </w:r>
       <w:r>
         <w:t xml:space="preserve"> pris contact en vue d’apporter son aide vis-à-vis de la situation de Torrenti Sylvain. Cette aide est faite de manière gratuite et n’engendre donc pas de frais supplémentaire. Voici le rapport du rendez-vous téléphonique :</w:t>
       </w:r>
@@ -6734,11 +6836,11 @@
       <w:pPr>
         <w:pStyle w:val="Titre3"/>
       </w:pPr>
-      <w:bookmarkStart w:id="69" w:name="_Toc206160521"/>
+      <w:bookmarkStart w:id="81" w:name="_Toc206494192"/>
       <w:r>
         <w:t>Compte rendu de réunion téléphonique</w:t>
       </w:r>
-      <w:bookmarkEnd w:id="69"/>
+      <w:bookmarkEnd w:id="81"/>
     </w:p>
     <w:p>
       <w:pPr>
@@ -6761,13 +6863,15 @@
         <w:pStyle w:val="Titre2"/>
         <w:jc w:val="both"/>
       </w:pPr>
-      <w:bookmarkStart w:id="70" w:name="_Toc206159984"/>
-      <w:bookmarkStart w:id="71" w:name="_Toc206160522"/>
+      <w:bookmarkStart w:id="82" w:name="_Toc206159984"/>
+      <w:bookmarkStart w:id="83" w:name="_Toc206160522"/>
+      <w:bookmarkStart w:id="84" w:name="_Toc206494193"/>
       <w:r>
         <w:t>Participants :</w:t>
       </w:r>
-      <w:bookmarkEnd w:id="70"/>
-      <w:bookmarkEnd w:id="71"/>
+      <w:bookmarkEnd w:id="82"/>
+      <w:bookmarkEnd w:id="83"/>
+      <w:bookmarkEnd w:id="84"/>
     </w:p>
     <w:p>
       <w:pPr>
@@ -6790,13 +6894,15 @@
         <w:pStyle w:val="Titre2"/>
         <w:jc w:val="both"/>
       </w:pPr>
-      <w:bookmarkStart w:id="72" w:name="_Toc206159985"/>
-      <w:bookmarkStart w:id="73" w:name="_Toc206160523"/>
+      <w:bookmarkStart w:id="85" w:name="_Toc206159985"/>
+      <w:bookmarkStart w:id="86" w:name="_Toc206160523"/>
+      <w:bookmarkStart w:id="87" w:name="_Toc206494194"/>
       <w:r>
         <w:t>Objet :</w:t>
       </w:r>
-      <w:bookmarkEnd w:id="72"/>
-      <w:bookmarkEnd w:id="73"/>
+      <w:bookmarkEnd w:id="85"/>
+      <w:bookmarkEnd w:id="86"/>
+      <w:bookmarkEnd w:id="87"/>
     </w:p>
     <w:p>
       <w:pPr>
@@ -6811,8 +6917,9 @@
           <w:szCs w:val="22"/>
         </w:rPr>
       </w:pPr>
-      <w:bookmarkStart w:id="74" w:name="_Toc206159986"/>
-      <w:bookmarkStart w:id="75" w:name="_Toc206160524"/>
+      <w:bookmarkStart w:id="88" w:name="_Toc206159986"/>
+      <w:bookmarkStart w:id="89" w:name="_Toc206160524"/>
+      <w:bookmarkStart w:id="90" w:name="_Toc206494195"/>
       <w:r>
         <w:rPr>
           <w:rFonts w:ascii="Calibri" w:eastAsiaTheme="minorEastAsia" w:hAnsi="Calibri" w:cstheme="minorBidi"/>
@@ -6824,21 +6931,24 @@
         </w:rPr>
         <w:t>Réaction de Caroline Guichet à la situation de Sylvain Torrenti, en recherche d’alternance depuis un an sans résultat. Élaboration d’une stratégie pour pallier cet échec.</w:t>
       </w:r>
-      <w:bookmarkEnd w:id="74"/>
-      <w:bookmarkEnd w:id="75"/>
+      <w:bookmarkEnd w:id="88"/>
+      <w:bookmarkEnd w:id="89"/>
+      <w:bookmarkEnd w:id="90"/>
     </w:p>
     <w:p>
       <w:pPr>
         <w:pStyle w:val="Titre2"/>
         <w:jc w:val="both"/>
       </w:pPr>
-      <w:bookmarkStart w:id="76" w:name="_Toc206159987"/>
-      <w:bookmarkStart w:id="77" w:name="_Toc206160525"/>
+      <w:bookmarkStart w:id="91" w:name="_Toc206159987"/>
+      <w:bookmarkStart w:id="92" w:name="_Toc206160525"/>
+      <w:bookmarkStart w:id="93" w:name="_Toc206494196"/>
       <w:r>
         <w:t>Résumé des échanges :</w:t>
       </w:r>
-      <w:bookmarkEnd w:id="76"/>
-      <w:bookmarkEnd w:id="77"/>
+      <w:bookmarkEnd w:id="91"/>
+      <w:bookmarkEnd w:id="92"/>
+      <w:bookmarkEnd w:id="93"/>
     </w:p>
     <w:p>
       <w:pPr>
@@ -6853,6 +6963,7 @@
         <w:jc w:val="both"/>
       </w:pPr>
       <w:r>
+        <w:lastRenderedPageBreak/>
         <w:t>- Reformulation intégrale de la lettre de motivation, en y intégrant un aspect plus personnel et en expliquant plus clairement le parcours effectué depuis l’AVC.</w:t>
       </w:r>
     </w:p>
@@ -6869,13 +6980,15 @@
         <w:pStyle w:val="Titre2"/>
         <w:jc w:val="both"/>
       </w:pPr>
-      <w:bookmarkStart w:id="78" w:name="_Toc206159988"/>
-      <w:bookmarkStart w:id="79" w:name="_Toc206160526"/>
+      <w:bookmarkStart w:id="94" w:name="_Toc206159988"/>
+      <w:bookmarkStart w:id="95" w:name="_Toc206160526"/>
+      <w:bookmarkStart w:id="96" w:name="_Toc206494197"/>
       <w:r>
         <w:t>Décision / Actions à mener :</w:t>
       </w:r>
-      <w:bookmarkEnd w:id="78"/>
-      <w:bookmarkEnd w:id="79"/>
+      <w:bookmarkEnd w:id="94"/>
+      <w:bookmarkEnd w:id="95"/>
+      <w:bookmarkEnd w:id="96"/>
     </w:p>
     <w:p>
       <w:pPr>
@@ -6922,15 +7035,14 @@
       <w:pPr>
         <w:pStyle w:val="Titre1"/>
       </w:pPr>
-      <w:bookmarkStart w:id="80" w:name="_Toc206160527"/>
-      <w:r>
-        <w:lastRenderedPageBreak/>
+      <w:bookmarkStart w:id="97" w:name="_Toc206494198"/>
+      <w:r>
         <w:t>14.</w:t>
       </w:r>
       <w:r>
         <w:t xml:space="preserve"> Contact par mail en réponse au post LinkedIn</w:t>
       </w:r>
-      <w:bookmarkEnd w:id="80"/>
+      <w:bookmarkEnd w:id="97"/>
     </w:p>
     <w:p>
       <w:pPr>
@@ -7077,15 +7189,14 @@
       <w:pPr>
         <w:pStyle w:val="Titre1"/>
       </w:pPr>
-      <w:bookmarkStart w:id="81" w:name="_Toc206160528"/>
-      <w:r>
-        <w:lastRenderedPageBreak/>
+      <w:bookmarkStart w:id="98" w:name="_Toc206494199"/>
+      <w:r>
         <w:t>15.</w:t>
       </w:r>
       <w:r>
         <w:t xml:space="preserve"> Contact et réunion de la part de Travel Planet</w:t>
       </w:r>
-      <w:bookmarkEnd w:id="81"/>
+      <w:bookmarkEnd w:id="98"/>
     </w:p>
     <w:p>
       <w:pPr>
@@ -7105,11 +7216,11 @@
       <w:pPr>
         <w:pStyle w:val="Titre3"/>
       </w:pPr>
-      <w:bookmarkStart w:id="82" w:name="_Toc206160529"/>
+      <w:bookmarkStart w:id="99" w:name="_Toc206494200"/>
       <w:r>
         <w:t>Compte rendu de réunion en visioconférence</w:t>
       </w:r>
-      <w:bookmarkEnd w:id="82"/>
+      <w:bookmarkEnd w:id="99"/>
     </w:p>
     <w:p>
       <w:pPr>
@@ -7132,13 +7243,15 @@
         <w:pStyle w:val="Titre2"/>
         <w:jc w:val="both"/>
       </w:pPr>
-      <w:bookmarkStart w:id="83" w:name="_Toc206159992"/>
-      <w:bookmarkStart w:id="84" w:name="_Toc206160530"/>
+      <w:bookmarkStart w:id="100" w:name="_Toc206159992"/>
+      <w:bookmarkStart w:id="101" w:name="_Toc206160530"/>
+      <w:bookmarkStart w:id="102" w:name="_Toc206494201"/>
       <w:r>
         <w:t>Participants :</w:t>
       </w:r>
-      <w:bookmarkEnd w:id="83"/>
-      <w:bookmarkEnd w:id="84"/>
+      <w:bookmarkEnd w:id="100"/>
+      <w:bookmarkEnd w:id="101"/>
+      <w:bookmarkEnd w:id="102"/>
     </w:p>
     <w:p>
       <w:pPr>
@@ -7161,13 +7274,15 @@
         <w:pStyle w:val="Titre2"/>
         <w:jc w:val="both"/>
       </w:pPr>
-      <w:bookmarkStart w:id="85" w:name="_Toc206159993"/>
-      <w:bookmarkStart w:id="86" w:name="_Toc206160531"/>
+      <w:bookmarkStart w:id="103" w:name="_Toc206159993"/>
+      <w:bookmarkStart w:id="104" w:name="_Toc206160531"/>
+      <w:bookmarkStart w:id="105" w:name="_Toc206494202"/>
       <w:r>
         <w:t>Objet :</w:t>
       </w:r>
-      <w:bookmarkEnd w:id="85"/>
-      <w:bookmarkEnd w:id="86"/>
+      <w:bookmarkEnd w:id="103"/>
+      <w:bookmarkEnd w:id="104"/>
+      <w:bookmarkEnd w:id="105"/>
     </w:p>
     <w:p>
       <w:pPr>
@@ -7182,13 +7297,16 @@
         <w:pStyle w:val="Titre2"/>
         <w:jc w:val="both"/>
       </w:pPr>
-      <w:bookmarkStart w:id="87" w:name="_Toc206159994"/>
-      <w:bookmarkStart w:id="88" w:name="_Toc206160532"/>
-      <w:r>
+      <w:bookmarkStart w:id="106" w:name="_Toc206159994"/>
+      <w:bookmarkStart w:id="107" w:name="_Toc206160532"/>
+      <w:bookmarkStart w:id="108" w:name="_Toc206494203"/>
+      <w:r>
+        <w:lastRenderedPageBreak/>
         <w:t>Résumé des échanges :</w:t>
       </w:r>
-      <w:bookmarkEnd w:id="87"/>
-      <w:bookmarkEnd w:id="88"/>
+      <w:bookmarkEnd w:id="106"/>
+      <w:bookmarkEnd w:id="107"/>
+      <w:bookmarkEnd w:id="108"/>
     </w:p>
     <w:p>
       <w:pPr>
@@ -7243,13 +7361,15 @@
         <w:pStyle w:val="Titre2"/>
         <w:jc w:val="both"/>
       </w:pPr>
-      <w:bookmarkStart w:id="89" w:name="_Toc206159995"/>
-      <w:bookmarkStart w:id="90" w:name="_Toc206160533"/>
+      <w:bookmarkStart w:id="109" w:name="_Toc206159995"/>
+      <w:bookmarkStart w:id="110" w:name="_Toc206160533"/>
+      <w:bookmarkStart w:id="111" w:name="_Toc206494204"/>
       <w:r>
         <w:t>Décision / Actions à mener :</w:t>
       </w:r>
-      <w:bookmarkEnd w:id="89"/>
-      <w:bookmarkEnd w:id="90"/>
+      <w:bookmarkEnd w:id="109"/>
+      <w:bookmarkEnd w:id="110"/>
+      <w:bookmarkEnd w:id="111"/>
     </w:p>
     <w:p>
       <w:pPr>
@@ -7289,14 +7409,14 @@
       <w:pPr>
         <w:pStyle w:val="Titre1"/>
       </w:pPr>
-      <w:bookmarkStart w:id="91" w:name="_Toc206160534"/>
+      <w:bookmarkStart w:id="112" w:name="_Toc206494205"/>
       <w:r>
         <w:t>16.</w:t>
       </w:r>
       <w:r>
         <w:t xml:space="preserve"> Entretien vidéo avec Monaco Digital</w:t>
       </w:r>
-      <w:bookmarkEnd w:id="91"/>
+      <w:bookmarkEnd w:id="112"/>
     </w:p>
     <w:p>
       <w:pPr>
@@ -7319,11 +7439,11 @@
       <w:pPr>
         <w:pStyle w:val="Titre3"/>
       </w:pPr>
-      <w:bookmarkStart w:id="92" w:name="_Toc206160535"/>
+      <w:bookmarkStart w:id="113" w:name="_Toc206494206"/>
       <w:r>
         <w:t>Compte rendu de réunion en visioconférence</w:t>
       </w:r>
-      <w:bookmarkEnd w:id="92"/>
+      <w:bookmarkEnd w:id="113"/>
     </w:p>
     <w:p>
       <w:pPr>
@@ -7346,13 +7466,15 @@
         <w:pStyle w:val="Titre2"/>
         <w:jc w:val="both"/>
       </w:pPr>
-      <w:bookmarkStart w:id="93" w:name="_Toc206159998"/>
-      <w:bookmarkStart w:id="94" w:name="_Toc206160536"/>
+      <w:bookmarkStart w:id="114" w:name="_Toc206159998"/>
+      <w:bookmarkStart w:id="115" w:name="_Toc206160536"/>
+      <w:bookmarkStart w:id="116" w:name="_Toc206494207"/>
       <w:r>
         <w:t>Participants :</w:t>
       </w:r>
-      <w:bookmarkEnd w:id="93"/>
-      <w:bookmarkEnd w:id="94"/>
+      <w:bookmarkEnd w:id="114"/>
+      <w:bookmarkEnd w:id="115"/>
+      <w:bookmarkEnd w:id="116"/>
     </w:p>
     <w:p>
       <w:pPr>
@@ -7383,13 +7505,16 @@
         <w:pStyle w:val="Titre2"/>
         <w:jc w:val="both"/>
       </w:pPr>
-      <w:bookmarkStart w:id="95" w:name="_Toc206159999"/>
-      <w:bookmarkStart w:id="96" w:name="_Toc206160537"/>
-      <w:r>
+      <w:bookmarkStart w:id="117" w:name="_Toc206159999"/>
+      <w:bookmarkStart w:id="118" w:name="_Toc206160537"/>
+      <w:bookmarkStart w:id="119" w:name="_Toc206494208"/>
+      <w:r>
+        <w:lastRenderedPageBreak/>
         <w:t>Objet :</w:t>
       </w:r>
-      <w:bookmarkEnd w:id="95"/>
-      <w:bookmarkEnd w:id="96"/>
+      <w:bookmarkEnd w:id="117"/>
+      <w:bookmarkEnd w:id="118"/>
+      <w:bookmarkEnd w:id="119"/>
     </w:p>
     <w:p>
       <w:pPr>
@@ -7403,26 +7528,30 @@
           <w:szCs w:val="22"/>
         </w:rPr>
       </w:pPr>
-      <w:bookmarkStart w:id="97" w:name="_Toc206160000"/>
-      <w:bookmarkStart w:id="98" w:name="_Toc206160538"/>
+      <w:bookmarkStart w:id="120" w:name="_Toc206160000"/>
+      <w:bookmarkStart w:id="121" w:name="_Toc206160538"/>
+      <w:bookmarkStart w:id="122" w:name="_Toc206494209"/>
       <w:r>
         <w:t>Présentation détaillée des objectifs de Sylvain Torrenti et explication des objectifs de l’entreprise.</w:t>
       </w:r>
-      <w:bookmarkEnd w:id="97"/>
-      <w:bookmarkEnd w:id="98"/>
+      <w:bookmarkEnd w:id="120"/>
+      <w:bookmarkEnd w:id="121"/>
+      <w:bookmarkEnd w:id="122"/>
     </w:p>
     <w:p>
       <w:pPr>
         <w:pStyle w:val="Titre2"/>
         <w:jc w:val="both"/>
       </w:pPr>
-      <w:bookmarkStart w:id="99" w:name="_Toc206160001"/>
-      <w:bookmarkStart w:id="100" w:name="_Toc206160539"/>
+      <w:bookmarkStart w:id="123" w:name="_Toc206160001"/>
+      <w:bookmarkStart w:id="124" w:name="_Toc206160539"/>
+      <w:bookmarkStart w:id="125" w:name="_Toc206494210"/>
       <w:r>
         <w:t>Résumé des échanges :</w:t>
       </w:r>
-      <w:bookmarkEnd w:id="99"/>
-      <w:bookmarkEnd w:id="100"/>
+      <w:bookmarkEnd w:id="123"/>
+      <w:bookmarkEnd w:id="124"/>
+      <w:bookmarkEnd w:id="125"/>
     </w:p>
     <w:p>
       <w:pPr>
@@ -7453,13 +7582,15 @@
         <w:pStyle w:val="Titre2"/>
         <w:jc w:val="both"/>
       </w:pPr>
-      <w:bookmarkStart w:id="101" w:name="_Toc206160002"/>
-      <w:bookmarkStart w:id="102" w:name="_Toc206160540"/>
+      <w:bookmarkStart w:id="126" w:name="_Toc206160002"/>
+      <w:bookmarkStart w:id="127" w:name="_Toc206160540"/>
+      <w:bookmarkStart w:id="128" w:name="_Toc206494211"/>
       <w:r>
         <w:t>Décision / Actions à mener :</w:t>
       </w:r>
-      <w:bookmarkEnd w:id="101"/>
-      <w:bookmarkEnd w:id="102"/>
+      <w:bookmarkEnd w:id="126"/>
+      <w:bookmarkEnd w:id="127"/>
+      <w:bookmarkEnd w:id="128"/>
     </w:p>
     <w:p>
       <w:pPr>
@@ -7506,21 +7637,16 @@
     </w:p>
     <w:p>
       <w:pPr>
-        <w:jc w:val="both"/>
-      </w:pPr>
-    </w:p>
-    <w:p>
-      <w:pPr>
         <w:pStyle w:val="Titre1"/>
       </w:pPr>
-      <w:bookmarkStart w:id="103" w:name="_Toc206160541"/>
+      <w:bookmarkStart w:id="129" w:name="_Toc206494212"/>
       <w:r>
         <w:t>17.</w:t>
       </w:r>
       <w:r>
         <w:t xml:space="preserve"> Acceptation du contrat proposé par Travel Planet</w:t>
       </w:r>
-      <w:bookmarkEnd w:id="103"/>
+      <w:bookmarkEnd w:id="129"/>
     </w:p>
     <w:p>
       <w:pPr>
@@ -8133,6 +8259,7 @@
         <w:jc w:val="both"/>
       </w:pPr>
       <w:r>
+        <w:lastRenderedPageBreak/>
         <w:t>               A partir de mars et jusqu’en septembre. Après, c’est plus difficile</w:t>
       </w:r>
     </w:p>
@@ -8209,7 +8336,6 @@
         <w:jc w:val="both"/>
       </w:pPr>
       <w:r>
-        <w:lastRenderedPageBreak/>
         <w:br/>
         <w:t>• Comment choisissez-vous les offres ?</w:t>
       </w:r>
@@ -8287,6 +8413,7 @@
         <w:jc w:val="both"/>
       </w:pPr>
       <w:r>
+        <w:lastRenderedPageBreak/>
         <w:t>LinkedIn</w:t>
       </w:r>
     </w:p>
@@ -8362,7 +8489,6 @@
         <w:jc w:val="both"/>
       </w:pPr>
       <w:r>
-        <w:lastRenderedPageBreak/>
         <w:br/>
         <w:t>• Quelles peuvent être les différentes parties prenantes dans cette recherche ?</w:t>
       </w:r>
@@ -8387,9 +8513,11 @@
       <w:pPr>
         <w:pStyle w:val="Titre1"/>
       </w:pPr>
+      <w:bookmarkStart w:id="130" w:name="_Toc206494213"/>
       <w:r>
         <w:t>18. nouveau projet</w:t>
       </w:r>
+      <w:bookmarkEnd w:id="130"/>
     </w:p>
     <w:p/>
     <w:p>
@@ -8406,7 +8534,15 @@
         <w:ind w:firstLine="720"/>
       </w:pPr>
       <w:r>
-        <w:t>La mise en œuvre de ce nouveau projet sera discutée plus en détail avec les parties prenantes, à savoir Sylvain Torrenti, Nicole Reverdy, Laurence Pruvot et Dylan Perez. Ce projet devrait s’étendre sur une période plus longue, puisque le chef de projet devra le mener en parallèle de la formation</w:t>
+        <w:t xml:space="preserve">La mise en œuvre de ce nouveau projet sera discutée plus en détail avec les parties prenantes, à savoir Sylvain Torrenti, Nicole Reverdy, Laurence </w:t>
+      </w:r>
+      <w:proofErr w:type="spellStart"/>
+      <w:r>
+        <w:t>Pruvot</w:t>
+      </w:r>
+      <w:proofErr w:type="spellEnd"/>
+      <w:r>
+        <w:t xml:space="preserve"> et Dylan Perez. Ce projet devrait s’étendre sur une période plus longue, puisque le chef de projet devra le mener en parallèle de la formation</w:t>
       </w:r>
       <w:r>
         <w:t xml:space="preserve"> et du travail</w:t>
@@ -8433,7 +8569,7 @@
       <w:pPr>
         <w:pStyle w:val="Titre1"/>
       </w:pPr>
-      <w:bookmarkStart w:id="104" w:name="_Toc206160542"/>
+      <w:bookmarkStart w:id="131" w:name="_Toc206494214"/>
       <w:r>
         <w:t>1</w:t>
       </w:r>
@@ -8446,12 +8582,15 @@
       <w:r>
         <w:t>Annexe</w:t>
       </w:r>
-      <w:bookmarkEnd w:id="104"/>
+      <w:bookmarkEnd w:id="131"/>
     </w:p>
     <w:p/>
     <w:p>
       <w:r>
-        <w:t>Annexe 1 : Planning du projet fait avec ProjectLibre</w:t>
+        <w:t xml:space="preserve">Annexe 1 : </w:t>
+      </w:r>
+      <w:r>
+        <w:t>Planning du projet fait avec ProjectLibre (capture d’écran du planning initial et du planning modifié)</w:t>
       </w:r>
     </w:p>
     <w:p>
@@ -8481,7 +8620,6 @@
     </w:p>
     <w:p>
       <w:r>
-        <w:lastRenderedPageBreak/>
         <w:t>Annexe 7 : Compte rendu de la visioconférence du 18/12/2024</w:t>
       </w:r>
     </w:p>
@@ -9321,6 +9459,7 @@
   <w:style w:type="character" w:default="1" w:styleId="Policepardfaut">
     <w:name w:val="Default Paragraph Font"/>
     <w:uiPriority w:val="1"/>
+    <w:semiHidden/>
     <w:unhideWhenUsed/>
   </w:style>
   <w:style w:type="table" w:default="1" w:styleId="TableauNormal">
